--- a/golden/uart/docs/word/05-可编程逻辑器件软件仿真测试说明.docx
+++ b/golden/uart/docs/word/05-可编程逻辑器件软件仿真测试说明.docx
@@ -45,7 +45,7 @@
             <w:r/>
             <w:r>
               <w:rPr>
-                <w:rFonts w:ascii="FangSong_GB2312" w:hAnsi="FangSong_GB2312" w:eastAsia="FangSong_GB2312" w:cs="FangSong_GB2312"/>
+                <w:rFonts w:ascii="Songti SC" w:hAnsi="Songti SC" w:eastAsia="Songti SC" w:cs="Songti SC"/>
                 <w:b/>
                 <w:sz w:val="18"/>
               </w:rPr>
@@ -72,7 +72,7 @@
             <w:r/>
             <w:r>
               <w:rPr>
-                <w:rFonts w:ascii="FangSong_GB2312" w:hAnsi="FangSong_GB2312" w:eastAsia="FangSong_GB2312" w:cs="FangSong_GB2312"/>
+                <w:rFonts w:ascii="Songti SC" w:hAnsi="Songti SC" w:eastAsia="Songti SC" w:cs="Songti SC"/>
                 <w:b/>
                 <w:sz w:val="18"/>
               </w:rPr>
@@ -100,7 +100,7 @@
             <w:r/>
             <w:r>
               <w:rPr>
-                <w:rFonts w:ascii="FangSong_GB2312" w:hAnsi="FangSong_GB2312" w:eastAsia="FangSong_GB2312" w:cs="FangSong_GB2312"/>
+                <w:rFonts w:ascii="Songti SC" w:hAnsi="Songti SC" w:eastAsia="Songti SC" w:cs="Songti SC"/>
                 <w:b w:val="0"/>
                 <w:sz w:val="18"/>
               </w:rPr>
@@ -126,11 +126,11 @@
             <w:r/>
             <w:r>
               <w:rPr>
-                <w:rFonts w:ascii="FangSong_GB2312" w:hAnsi="FangSong_GB2312" w:eastAsia="FangSong_GB2312" w:cs="FangSong_GB2312"/>
+                <w:rFonts w:ascii="Songti SC" w:hAnsi="Songti SC" w:eastAsia="Songti SC" w:cs="Songti SC"/>
                 <w:b w:val="0"/>
                 <w:sz w:val="18"/>
               </w:rPr>
-              <w:t>UART-DOC-005 / v2.3 candidate</w:t>
+              <w:t>UART-DOC-005 / v2.5 candidate</w:t>
             </w:r>
           </w:p>
         </w:tc>
@@ -154,7 +154,7 @@
             <w:r/>
             <w:r>
               <w:rPr>
-                <w:rFonts w:ascii="FangSong_GB2312" w:hAnsi="FangSong_GB2312" w:eastAsia="FangSong_GB2312" w:cs="FangSong_GB2312"/>
+                <w:rFonts w:ascii="Songti SC" w:hAnsi="Songti SC" w:eastAsia="Songti SC" w:cs="Songti SC"/>
                 <w:b w:val="0"/>
                 <w:sz w:val="18"/>
               </w:rPr>
@@ -180,7 +180,7 @@
             <w:r/>
             <w:r>
               <w:rPr>
-                <w:rFonts w:ascii="FangSong_GB2312" w:hAnsi="FangSong_GB2312" w:eastAsia="FangSong_GB2312" w:cs="FangSong_GB2312"/>
+                <w:rFonts w:ascii="Songti SC" w:hAnsi="Songti SC" w:eastAsia="Songti SC" w:cs="Songti SC"/>
                 <w:b w:val="0"/>
                 <w:sz w:val="18"/>
               </w:rPr>
@@ -208,7 +208,7 @@
             <w:r/>
             <w:r>
               <w:rPr>
-                <w:rFonts w:ascii="FangSong_GB2312" w:hAnsi="FangSong_GB2312" w:eastAsia="FangSong_GB2312" w:cs="FangSong_GB2312"/>
+                <w:rFonts w:ascii="Songti SC" w:hAnsi="Songti SC" w:eastAsia="Songti SC" w:cs="Songti SC"/>
                 <w:b w:val="0"/>
                 <w:sz w:val="18"/>
               </w:rPr>
@@ -234,11 +234,11 @@
             <w:r/>
             <w:r>
               <w:rPr>
-                <w:rFonts w:ascii="FangSong_GB2312" w:hAnsi="FangSong_GB2312" w:eastAsia="FangSong_GB2312" w:cs="FangSong_GB2312"/>
+                <w:rFonts w:ascii="Songti SC" w:hAnsi="Songti SC" w:eastAsia="Songti SC" w:cs="Songti SC"/>
                 <w:b w:val="0"/>
                 <w:sz w:val="18"/>
               </w:rPr>
-              <w:t>2026-08-27</w:t>
+              <w:t>2026-08-28</w:t>
             </w:r>
           </w:p>
         </w:tc>
@@ -262,7 +262,7 @@
             <w:r/>
             <w:r>
               <w:rPr>
-                <w:rFonts w:ascii="FangSong_GB2312" w:hAnsi="FangSong_GB2312" w:eastAsia="FangSong_GB2312" w:cs="FangSong_GB2312"/>
+                <w:rFonts w:ascii="Songti SC" w:hAnsi="Songti SC" w:eastAsia="Songti SC" w:cs="Songti SC"/>
                 <w:b w:val="0"/>
                 <w:sz w:val="18"/>
               </w:rPr>
@@ -288,7 +288,7 @@
             <w:r/>
             <w:r>
               <w:rPr>
-                <w:rFonts w:ascii="FangSong_GB2312" w:hAnsi="FangSong_GB2312" w:eastAsia="FangSong_GB2312" w:cs="FangSong_GB2312"/>
+                <w:rFonts w:ascii="Songti SC" w:hAnsi="Songti SC" w:eastAsia="Songti SC" w:cs="Songti SC"/>
                 <w:b w:val="0"/>
                 <w:sz w:val="18"/>
               </w:rPr>
@@ -316,7 +316,7 @@
             <w:r/>
             <w:r>
               <w:rPr>
-                <w:rFonts w:ascii="FangSong_GB2312" w:hAnsi="FangSong_GB2312" w:eastAsia="FangSong_GB2312" w:cs="FangSong_GB2312"/>
+                <w:rFonts w:ascii="Songti SC" w:hAnsi="Songti SC" w:eastAsia="Songti SC" w:cs="Songti SC"/>
                 <w:b w:val="0"/>
                 <w:sz w:val="18"/>
               </w:rPr>
@@ -342,7 +342,7 @@
             <w:r/>
             <w:r>
               <w:rPr>
-                <w:rFonts w:ascii="FangSong_GB2312" w:hAnsi="FangSong_GB2312" w:eastAsia="FangSong_GB2312" w:cs="FangSong_GB2312"/>
+                <w:rFonts w:ascii="Songti SC" w:hAnsi="Songti SC" w:eastAsia="Songti SC" w:cs="Songti SC"/>
                 <w:b w:val="0"/>
                 <w:sz w:val="18"/>
               </w:rPr>
@@ -370,7 +370,7 @@
             <w:r/>
             <w:r>
               <w:rPr>
-                <w:rFonts w:ascii="FangSong_GB2312" w:hAnsi="FangSong_GB2312" w:eastAsia="FangSong_GB2312" w:cs="FangSong_GB2312"/>
+                <w:rFonts w:ascii="Songti SC" w:hAnsi="Songti SC" w:eastAsia="Songti SC" w:cs="Songti SC"/>
                 <w:b w:val="0"/>
                 <w:sz w:val="18"/>
               </w:rPr>
@@ -396,7 +396,7 @@
             <w:r/>
             <w:r>
               <w:rPr>
-                <w:rFonts w:ascii="FangSong_GB2312" w:hAnsi="FangSong_GB2312" w:eastAsia="FangSong_GB2312" w:cs="FangSong_GB2312"/>
+                <w:rFonts w:ascii="Songti SC" w:hAnsi="Songti SC" w:eastAsia="Songti SC" w:cs="Songti SC"/>
                 <w:b w:val="0"/>
                 <w:sz w:val="18"/>
               </w:rPr>
@@ -424,7 +424,7 @@
             <w:r/>
             <w:r>
               <w:rPr>
-                <w:rFonts w:ascii="FangSong_GB2312" w:hAnsi="FangSong_GB2312" w:eastAsia="FangSong_GB2312" w:cs="FangSong_GB2312"/>
+                <w:rFonts w:ascii="Songti SC" w:hAnsi="Songti SC" w:eastAsia="Songti SC" w:cs="Songti SC"/>
                 <w:b w:val="0"/>
                 <w:sz w:val="18"/>
               </w:rPr>
@@ -450,7 +450,7 @@
             <w:r/>
             <w:r>
               <w:rPr>
-                <w:rFonts w:ascii="FangSong_GB2312" w:hAnsi="FangSong_GB2312" w:eastAsia="FangSong_GB2312" w:cs="FangSong_GB2312"/>
+                <w:rFonts w:ascii="Songti SC" w:hAnsi="Songti SC" w:eastAsia="Songti SC" w:cs="Songti SC"/>
                 <w:b w:val="0"/>
                 <w:sz w:val="18"/>
               </w:rPr>
@@ -478,7 +478,7 @@
             <w:r/>
             <w:r>
               <w:rPr>
-                <w:rFonts w:ascii="FangSong_GB2312" w:hAnsi="FangSong_GB2312" w:eastAsia="FangSong_GB2312" w:cs="FangSong_GB2312"/>
+                <w:rFonts w:ascii="Songti SC" w:hAnsi="Songti SC" w:eastAsia="Songti SC" w:cs="Songti SC"/>
                 <w:b w:val="0"/>
                 <w:sz w:val="18"/>
               </w:rPr>
@@ -504,7 +504,7 @@
             <w:r/>
             <w:r>
               <w:rPr>
-                <w:rFonts w:ascii="FangSong_GB2312" w:hAnsi="FangSong_GB2312" w:eastAsia="FangSong_GB2312" w:cs="FangSong_GB2312"/>
+                <w:rFonts w:ascii="Songti SC" w:hAnsi="Songti SC" w:eastAsia="Songti SC" w:cs="Songti SC"/>
                 <w:b w:val="0"/>
                 <w:sz w:val="18"/>
               </w:rPr>
@@ -569,7 +569,7 @@
             <w:r/>
             <w:r>
               <w:rPr>
-                <w:rFonts w:ascii="FangSong_GB2312" w:hAnsi="FangSong_GB2312" w:eastAsia="FangSong_GB2312" w:cs="FangSong_GB2312"/>
+                <w:rFonts w:ascii="Songti SC" w:hAnsi="Songti SC" w:eastAsia="Songti SC" w:cs="Songti SC"/>
                 <w:b/>
                 <w:sz w:val="18"/>
               </w:rPr>
@@ -596,7 +596,7 @@
             <w:r/>
             <w:r>
               <w:rPr>
-                <w:rFonts w:ascii="FangSong_GB2312" w:hAnsi="FangSong_GB2312" w:eastAsia="FangSong_GB2312" w:cs="FangSong_GB2312"/>
+                <w:rFonts w:ascii="Songti SC" w:hAnsi="Songti SC" w:eastAsia="Songti SC" w:cs="Songti SC"/>
                 <w:b/>
                 <w:sz w:val="18"/>
               </w:rPr>
@@ -623,7 +623,7 @@
             <w:r/>
             <w:r>
               <w:rPr>
-                <w:rFonts w:ascii="FangSong_GB2312" w:hAnsi="FangSong_GB2312" w:eastAsia="FangSong_GB2312" w:cs="FangSong_GB2312"/>
+                <w:rFonts w:ascii="Songti SC" w:hAnsi="Songti SC" w:eastAsia="Songti SC" w:cs="Songti SC"/>
                 <w:b/>
                 <w:sz w:val="18"/>
               </w:rPr>
@@ -650,7 +650,7 @@
             <w:r/>
             <w:r>
               <w:rPr>
-                <w:rFonts w:ascii="FangSong_GB2312" w:hAnsi="FangSong_GB2312" w:eastAsia="FangSong_GB2312" w:cs="FangSong_GB2312"/>
+                <w:rFonts w:ascii="Songti SC" w:hAnsi="Songti SC" w:eastAsia="Songti SC" w:cs="Songti SC"/>
                 <w:b/>
                 <w:sz w:val="18"/>
               </w:rPr>
@@ -678,11 +678,11 @@
             <w:r/>
             <w:r>
               <w:rPr>
-                <w:rFonts w:ascii="FangSong_GB2312" w:hAnsi="FangSong_GB2312" w:eastAsia="FangSong_GB2312" w:cs="FangSong_GB2312"/>
+                <w:rFonts w:ascii="Songti SC" w:hAnsi="Songti SC" w:eastAsia="Songti SC" w:cs="Songti SC"/>
                 <w:b w:val="0"/>
                 <w:sz w:val="18"/>
               </w:rPr>
-              <w:t>v2.3 candidate</w:t>
+              <w:t>v2.5 candidate</w:t>
             </w:r>
           </w:p>
         </w:tc>
@@ -704,11 +704,11 @@
             <w:r/>
             <w:r>
               <w:rPr>
-                <w:rFonts w:ascii="FangSong_GB2312" w:hAnsi="FangSong_GB2312" w:eastAsia="FangSong_GB2312" w:cs="FangSong_GB2312"/>
+                <w:rFonts w:ascii="Songti SC" w:hAnsi="Songti SC" w:eastAsia="Songti SC" w:cs="Songti SC"/>
                 <w:b w:val="0"/>
                 <w:sz w:val="18"/>
               </w:rPr>
-              <w:t>2026-08-27</w:t>
+              <w:t>2026-08-28</w:t>
             </w:r>
           </w:p>
         </w:tc>
@@ -730,11 +730,11 @@
             <w:r/>
             <w:r>
               <w:rPr>
-                <w:rFonts w:ascii="FangSong_GB2312" w:hAnsi="FangSong_GB2312" w:eastAsia="FangSong_GB2312" w:cs="FangSong_GB2312"/>
+                <w:rFonts w:ascii="Songti SC" w:hAnsi="Songti SC" w:eastAsia="Songti SC" w:cs="Songti SC"/>
                 <w:b w:val="0"/>
                 <w:sz w:val="18"/>
               </w:rPr>
-              <w:t>增加 115200 参数化全量回归、690T part 查询门禁和中等保证覆盖边界；历史 K70T/9600 结果不继承为当前目标证据</w:t>
+              <w:t>冻结 Mac→66 直连执行条件、修订后 XDC 哈希和预码流边界，旧跳板 evidence 不作为当前输入</w:t>
             </w:r>
           </w:p>
         </w:tc>
@@ -756,7 +756,7 @@
             <w:r/>
             <w:r>
               <w:rPr>
-                <w:rFonts w:ascii="FangSong_GB2312" w:hAnsi="FangSong_GB2312" w:eastAsia="FangSong_GB2312" w:cs="FangSong_GB2312"/>
+                <w:rFonts w:ascii="Songti SC" w:hAnsi="Songti SC" w:eastAsia="Songti SC" w:cs="Songti SC"/>
                 <w:b w:val="0"/>
                 <w:sz w:val="18"/>
               </w:rPr>
@@ -784,11 +784,11 @@
             <w:r/>
             <w:r>
               <w:rPr>
-                <w:rFonts w:ascii="FangSong_GB2312" w:hAnsi="FangSong_GB2312" w:eastAsia="FangSong_GB2312" w:cs="FangSong_GB2312"/>
+                <w:rFonts w:ascii="Songti SC" w:hAnsi="Songti SC" w:eastAsia="Songti SC" w:cs="Songti SC"/>
                 <w:b w:val="0"/>
                 <w:sz w:val="18"/>
               </w:rPr>
-              <w:t>v2.2 candidate</w:t>
+              <w:t>v2.4 candidate</w:t>
             </w:r>
           </w:p>
         </w:tc>
@@ -810,11 +810,11 @@
             <w:r/>
             <w:r>
               <w:rPr>
-                <w:rFonts w:ascii="FangSong_GB2312" w:hAnsi="FangSong_GB2312" w:eastAsia="FangSong_GB2312" w:cs="FangSong_GB2312"/>
+                <w:rFonts w:ascii="Songti SC" w:hAnsi="Songti SC" w:eastAsia="Songti SC" w:cs="Songti SC"/>
                 <w:b w:val="0"/>
                 <w:sz w:val="18"/>
               </w:rPr>
-              <w:t>2026-08-26</w:t>
+              <w:t>2026-08-27</w:t>
             </w:r>
           </w:p>
         </w:tc>
@@ -836,11 +836,11 @@
             <w:r/>
             <w:r>
               <w:rPr>
-                <w:rFonts w:ascii="FangSong_GB2312" w:hAnsi="FangSong_GB2312" w:eastAsia="FangSong_GB2312" w:cs="FangSong_GB2312"/>
+                <w:rFonts w:ascii="Songti SC" w:hAnsi="Songti SC" w:eastAsia="Songti SC" w:cs="Songti SC"/>
                 <w:b w:val="0"/>
                 <w:sz w:val="18"/>
               </w:rPr>
-              <w:t>纳入 GJB 9433-2018 测试类型/方法映射和未实现测试说明；既有用例与判据不变</w:t>
+              <w:t>固化 VC709/690T 精确 part/profile 与预码流执行路径，登记 9600/115200 两组 XSim 及静态/实现候选结果</w:t>
             </w:r>
           </w:p>
         </w:tc>
@@ -862,7 +862,7 @@
             <w:r/>
             <w:r>
               <w:rPr>
-                <w:rFonts w:ascii="FangSong_GB2312" w:hAnsi="FangSong_GB2312" w:eastAsia="FangSong_GB2312" w:cs="FangSong_GB2312"/>
+                <w:rFonts w:ascii="Songti SC" w:hAnsi="Songti SC" w:eastAsia="Songti SC" w:cs="Songti SC"/>
                 <w:b w:val="0"/>
                 <w:sz w:val="18"/>
               </w:rPr>
@@ -890,11 +890,11 @@
             <w:r/>
             <w:r>
               <w:rPr>
-                <w:rFonts w:ascii="FangSong_GB2312" w:hAnsi="FangSong_GB2312" w:eastAsia="FangSong_GB2312" w:cs="FangSong_GB2312"/>
+                <w:rFonts w:ascii="Songti SC" w:hAnsi="Songti SC" w:eastAsia="Songti SC" w:cs="Songti SC"/>
                 <w:b w:val="0"/>
                 <w:sz w:val="18"/>
               </w:rPr>
-              <w:t>v2.1 candidate</w:t>
+              <w:t>v2.3 candidate</w:t>
             </w:r>
           </w:p>
         </w:tc>
@@ -916,11 +916,11 @@
             <w:r/>
             <w:r>
               <w:rPr>
-                <w:rFonts w:ascii="FangSong_GB2312" w:hAnsi="FangSong_GB2312" w:eastAsia="FangSong_GB2312" w:cs="FangSong_GB2312"/>
+                <w:rFonts w:ascii="Songti SC" w:hAnsi="Songti SC" w:eastAsia="Songti SC" w:cs="Songti SC"/>
                 <w:b w:val="0"/>
                 <w:sz w:val="18"/>
               </w:rPr>
-              <w:t>2026-08-26</w:t>
+              <w:t>2026-08-27</w:t>
             </w:r>
           </w:p>
         </w:tc>
@@ -942,11 +942,11 @@
             <w:r/>
             <w:r>
               <w:rPr>
-                <w:rFonts w:ascii="FangSong_GB2312" w:hAnsi="FangSong_GB2312" w:eastAsia="FangSong_GB2312" w:cs="FangSong_GB2312"/>
+                <w:rFonts w:ascii="Songti SC" w:hAnsi="Songti SC" w:eastAsia="Songti SC" w:cs="Songti SC"/>
                 <w:b w:val="0"/>
                 <w:sz w:val="18"/>
               </w:rPr>
-              <w:t>同步 GJB 438B-2009 参考集和上游候选文档版本；测试用例与判据不变</w:t>
+              <w:t>增加 115200 参数化全量回归、690T part 查询门禁和中等保证覆盖边界；历史 K70T/9600 结果不继承为当前目标证据</w:t>
             </w:r>
           </w:p>
         </w:tc>
@@ -968,7 +968,7 @@
             <w:r/>
             <w:r>
               <w:rPr>
-                <w:rFonts w:ascii="FangSong_GB2312" w:hAnsi="FangSong_GB2312" w:eastAsia="FangSong_GB2312" w:cs="FangSong_GB2312"/>
+                <w:rFonts w:ascii="Songti SC" w:hAnsi="Songti SC" w:eastAsia="Songti SC" w:cs="Songti SC"/>
                 <w:b w:val="0"/>
                 <w:sz w:val="18"/>
               </w:rPr>
@@ -996,7 +996,219 @@
             <w:r/>
             <w:r>
               <w:rPr>
-                <w:rFonts w:ascii="FangSong_GB2312" w:hAnsi="FangSong_GB2312" w:eastAsia="FangSong_GB2312" w:cs="FangSong_GB2312"/>
+                <w:rFonts w:ascii="Songti SC" w:hAnsi="Songti SC" w:eastAsia="Songti SC" w:cs="Songti SC"/>
+                <w:b w:val="0"/>
+                <w:sz w:val="18"/>
+              </w:rPr>
+              <w:t>v2.2 candidate</w:t>
+            </w:r>
+          </w:p>
+        </w:tc>
+        <w:tc>
+          <w:tcPr>
+            <w:tcW w:type="dxa" w:w="1805"/>
+            <w:vAlign w:val="center"/>
+            <w:tcMar>
+              <w:top w:w="80" w:type="dxa"/>
+              <w:start w:w="120" w:type="dxa"/>
+              <w:bottom w:w="80" w:type="dxa"/>
+              <w:end w:w="120" w:type="dxa"/>
+            </w:tcMar>
+          </w:tcPr>
+          <w:p>
+            <w:pPr>
+              <w:spacing w:after="0"/>
+            </w:pPr>
+            <w:r/>
+            <w:r>
+              <w:rPr>
+                <w:rFonts w:ascii="Songti SC" w:hAnsi="Songti SC" w:eastAsia="Songti SC" w:cs="Songti SC"/>
+                <w:b w:val="0"/>
+                <w:sz w:val="18"/>
+              </w:rPr>
+              <w:t>2026-08-26</w:t>
+            </w:r>
+          </w:p>
+        </w:tc>
+        <w:tc>
+          <w:tcPr>
+            <w:tcW w:type="dxa" w:w="4059"/>
+            <w:vAlign w:val="center"/>
+            <w:tcMar>
+              <w:top w:w="80" w:type="dxa"/>
+              <w:start w:w="120" w:type="dxa"/>
+              <w:bottom w:w="80" w:type="dxa"/>
+              <w:end w:w="120" w:type="dxa"/>
+            </w:tcMar>
+          </w:tcPr>
+          <w:p>
+            <w:pPr>
+              <w:spacing w:after="0"/>
+            </w:pPr>
+            <w:r/>
+            <w:r>
+              <w:rPr>
+                <w:rFonts w:ascii="Songti SC" w:hAnsi="Songti SC" w:eastAsia="Songti SC" w:cs="Songti SC"/>
+                <w:b w:val="0"/>
+                <w:sz w:val="18"/>
+              </w:rPr>
+              <w:t>纳入 GJB 9433-2018 测试类型/方法映射和未实现测试说明；既有用例与判据不变</w:t>
+            </w:r>
+          </w:p>
+        </w:tc>
+        <w:tc>
+          <w:tcPr>
+            <w:tcW w:type="dxa" w:w="1807"/>
+            <w:vAlign w:val="center"/>
+            <w:tcMar>
+              <w:top w:w="80" w:type="dxa"/>
+              <w:start w:w="120" w:type="dxa"/>
+              <w:bottom w:w="80" w:type="dxa"/>
+              <w:end w:w="120" w:type="dxa"/>
+            </w:tcMar>
+          </w:tcPr>
+          <w:p>
+            <w:pPr>
+              <w:spacing w:after="0"/>
+            </w:pPr>
+            <w:r/>
+            <w:r>
+              <w:rPr>
+                <w:rFonts w:ascii="Songti SC" w:hAnsi="Songti SC" w:eastAsia="Songti SC" w:cs="Songti SC"/>
+                <w:b w:val="0"/>
+                <w:sz w:val="18"/>
+              </w:rPr>
+              <w:t>Agent 辅助拟制，待授权角色确认</w:t>
+            </w:r>
+          </w:p>
+        </w:tc>
+      </w:tr>
+      <w:tr>
+        <w:tc>
+          <w:tcPr>
+            <w:tcW w:type="dxa" w:w="1354"/>
+            <w:vAlign w:val="center"/>
+            <w:tcMar>
+              <w:top w:w="80" w:type="dxa"/>
+              <w:start w:w="120" w:type="dxa"/>
+              <w:bottom w:w="80" w:type="dxa"/>
+              <w:end w:w="120" w:type="dxa"/>
+            </w:tcMar>
+          </w:tcPr>
+          <w:p>
+            <w:pPr>
+              <w:spacing w:after="0"/>
+            </w:pPr>
+            <w:r/>
+            <w:r>
+              <w:rPr>
+                <w:rFonts w:ascii="Songti SC" w:hAnsi="Songti SC" w:eastAsia="Songti SC" w:cs="Songti SC"/>
+                <w:b w:val="0"/>
+                <w:sz w:val="18"/>
+              </w:rPr>
+              <w:t>v2.1 candidate</w:t>
+            </w:r>
+          </w:p>
+        </w:tc>
+        <w:tc>
+          <w:tcPr>
+            <w:tcW w:type="dxa" w:w="1805"/>
+            <w:vAlign w:val="center"/>
+            <w:tcMar>
+              <w:top w:w="80" w:type="dxa"/>
+              <w:start w:w="120" w:type="dxa"/>
+              <w:bottom w:w="80" w:type="dxa"/>
+              <w:end w:w="120" w:type="dxa"/>
+            </w:tcMar>
+          </w:tcPr>
+          <w:p>
+            <w:pPr>
+              <w:spacing w:after="0"/>
+            </w:pPr>
+            <w:r/>
+            <w:r>
+              <w:rPr>
+                <w:rFonts w:ascii="Songti SC" w:hAnsi="Songti SC" w:eastAsia="Songti SC" w:cs="Songti SC"/>
+                <w:b w:val="0"/>
+                <w:sz w:val="18"/>
+              </w:rPr>
+              <w:t>2026-08-26</w:t>
+            </w:r>
+          </w:p>
+        </w:tc>
+        <w:tc>
+          <w:tcPr>
+            <w:tcW w:type="dxa" w:w="4059"/>
+            <w:vAlign w:val="center"/>
+            <w:tcMar>
+              <w:top w:w="80" w:type="dxa"/>
+              <w:start w:w="120" w:type="dxa"/>
+              <w:bottom w:w="80" w:type="dxa"/>
+              <w:end w:w="120" w:type="dxa"/>
+            </w:tcMar>
+          </w:tcPr>
+          <w:p>
+            <w:pPr>
+              <w:spacing w:after="0"/>
+            </w:pPr>
+            <w:r/>
+            <w:r>
+              <w:rPr>
+                <w:rFonts w:ascii="Songti SC" w:hAnsi="Songti SC" w:eastAsia="Songti SC" w:cs="Songti SC"/>
+                <w:b w:val="0"/>
+                <w:sz w:val="18"/>
+              </w:rPr>
+              <w:t>同步 GJB 438B-2009 参考集和上游候选文档版本；测试用例与判据不变</w:t>
+            </w:r>
+          </w:p>
+        </w:tc>
+        <w:tc>
+          <w:tcPr>
+            <w:tcW w:type="dxa" w:w="1807"/>
+            <w:vAlign w:val="center"/>
+            <w:tcMar>
+              <w:top w:w="80" w:type="dxa"/>
+              <w:start w:w="120" w:type="dxa"/>
+              <w:bottom w:w="80" w:type="dxa"/>
+              <w:end w:w="120" w:type="dxa"/>
+            </w:tcMar>
+          </w:tcPr>
+          <w:p>
+            <w:pPr>
+              <w:spacing w:after="0"/>
+            </w:pPr>
+            <w:r/>
+            <w:r>
+              <w:rPr>
+                <w:rFonts w:ascii="Songti SC" w:hAnsi="Songti SC" w:eastAsia="Songti SC" w:cs="Songti SC"/>
+                <w:b w:val="0"/>
+                <w:sz w:val="18"/>
+              </w:rPr>
+              <w:t>Agent 辅助拟制，待授权角色确认</w:t>
+            </w:r>
+          </w:p>
+        </w:tc>
+      </w:tr>
+      <w:tr>
+        <w:tc>
+          <w:tcPr>
+            <w:tcW w:type="dxa" w:w="1354"/>
+            <w:vAlign w:val="center"/>
+            <w:tcMar>
+              <w:top w:w="80" w:type="dxa"/>
+              <w:start w:w="120" w:type="dxa"/>
+              <w:bottom w:w="80" w:type="dxa"/>
+              <w:end w:w="120" w:type="dxa"/>
+            </w:tcMar>
+          </w:tcPr>
+          <w:p>
+            <w:pPr>
+              <w:spacing w:after="0"/>
+            </w:pPr>
+            <w:r/>
+            <w:r>
+              <w:rPr>
+                <w:rFonts w:ascii="Songti SC" w:hAnsi="Songti SC" w:eastAsia="Songti SC" w:cs="Songti SC"/>
                 <w:b w:val="0"/>
                 <w:sz w:val="18"/>
               </w:rPr>
@@ -1022,7 +1234,7 @@
             <w:r/>
             <w:r>
               <w:rPr>
-                <w:rFonts w:ascii="FangSong_GB2312" w:hAnsi="FangSong_GB2312" w:eastAsia="FangSong_GB2312" w:cs="FangSong_GB2312"/>
+                <w:rFonts w:ascii="Songti SC" w:hAnsi="Songti SC" w:eastAsia="Songti SC" w:cs="Songti SC"/>
                 <w:b w:val="0"/>
                 <w:sz w:val="18"/>
               </w:rPr>
@@ -1048,7 +1260,7 @@
             <w:r/>
             <w:r>
               <w:rPr>
-                <w:rFonts w:ascii="FangSong_GB2312" w:hAnsi="FangSong_GB2312" w:eastAsia="FangSong_GB2312" w:cs="FangSong_GB2312"/>
+                <w:rFonts w:ascii="Songti SC" w:hAnsi="Songti SC" w:eastAsia="Songti SC" w:cs="Songti SC"/>
                 <w:b w:val="0"/>
                 <w:sz w:val="18"/>
               </w:rPr>
@@ -1074,7 +1286,7 @@
             <w:r/>
             <w:r>
               <w:rPr>
-                <w:rFonts w:ascii="FangSong_GB2312" w:hAnsi="FangSong_GB2312" w:eastAsia="FangSong_GB2312" w:cs="FangSong_GB2312"/>
+                <w:rFonts w:ascii="Songti SC" w:hAnsi="Songti SC" w:eastAsia="Songti SC" w:cs="Songti SC"/>
                 <w:b w:val="0"/>
                 <w:sz w:val="18"/>
               </w:rPr>
@@ -1112,7 +1324,7 @@
       </w:pPr>
       <w:r>
         <w:rPr>
-          <w:rFonts w:ascii="FangSong_GB2312" w:hAnsi="FangSong_GB2312" w:eastAsia="FangSong_GB2312" w:cs="FangSong_GB2312"/>
+          <w:rFonts w:ascii="Songti SC" w:hAnsi="Songti SC" w:eastAsia="Songti SC" w:cs="Songti SC"/>
           <w:b w:val="0"/>
           <w:sz w:val="22"/>
         </w:rPr>
@@ -1129,7 +1341,7 @@
       </w:pPr>
       <w:r>
         <w:rPr>
-          <w:rFonts w:ascii="FangSong_GB2312" w:hAnsi="FangSong_GB2312" w:eastAsia="FangSong_GB2312" w:cs="FangSong_GB2312"/>
+          <w:rFonts w:ascii="Songti SC" w:hAnsi="Songti SC" w:eastAsia="Songti SC" w:cs="Songti SC"/>
           <w:b w:val="0"/>
           <w:sz w:val="22"/>
         </w:rPr>
@@ -1146,7 +1358,7 @@
       </w:pPr>
       <w:r>
         <w:rPr>
-          <w:rFonts w:ascii="FangSong_GB2312" w:hAnsi="FangSong_GB2312" w:eastAsia="FangSong_GB2312" w:cs="FangSong_GB2312"/>
+          <w:rFonts w:ascii="Songti SC" w:hAnsi="Songti SC" w:eastAsia="Songti SC" w:cs="Songti SC"/>
           <w:b w:val="0"/>
           <w:sz w:val="22"/>
         </w:rPr>
@@ -1163,7 +1375,7 @@
       </w:pPr>
       <w:r>
         <w:rPr>
-          <w:rFonts w:ascii="FangSong_GB2312" w:hAnsi="FangSong_GB2312" w:eastAsia="FangSong_GB2312" w:cs="FangSong_GB2312"/>
+          <w:rFonts w:ascii="Songti SC" w:hAnsi="Songti SC" w:eastAsia="Songti SC" w:cs="Songti SC"/>
           <w:b w:val="0"/>
           <w:sz w:val="22"/>
         </w:rPr>
@@ -1180,7 +1392,7 @@
       </w:pPr>
       <w:r>
         <w:rPr>
-          <w:rFonts w:ascii="FangSong_GB2312" w:hAnsi="FangSong_GB2312" w:eastAsia="FangSong_GB2312" w:cs="FangSong_GB2312"/>
+          <w:rFonts w:ascii="Songti SC" w:hAnsi="Songti SC" w:eastAsia="Songti SC" w:cs="Songti SC"/>
           <w:b w:val="0"/>
           <w:sz w:val="22"/>
         </w:rPr>
@@ -1214,7 +1426,7 @@
       </w:pPr>
       <w:r>
         <w:rPr>
-          <w:rFonts w:ascii="FangSong_GB2312" w:hAnsi="FangSong_GB2312" w:eastAsia="FangSong_GB2312" w:cs="FangSong_GB2312"/>
+          <w:rFonts w:ascii="Songti SC" w:hAnsi="Songti SC" w:eastAsia="Songti SC" w:cs="Songti SC"/>
           <w:b w:val="0"/>
           <w:sz w:val="22"/>
         </w:rPr>
@@ -1231,11 +1443,28 @@
       </w:r>
       <w:r>
         <w:rPr>
-          <w:rFonts w:ascii="FangSong_GB2312" w:hAnsi="FangSong_GB2312" w:eastAsia="FangSong_GB2312" w:cs="FangSong_GB2312"/>
+          <w:rFonts w:ascii="Songti SC" w:hAnsi="Songti SC" w:eastAsia="Songti SC" w:cs="Songti SC"/>
           <w:b w:val="0"/>
           <w:sz w:val="22"/>
         </w:rPr>
-        <w:t xml:space="preserve">，目标器件 XC7VX690T，候选 part </w:t>
+        <w:t xml:space="preserve">，板级包装 </w:t>
+      </w:r>
+      <w:r>
+        <w:rPr>
+          <w:rFonts w:ascii="Courier New" w:hAnsi="Courier New" w:eastAsia="Courier New" w:cs="Courier New"/>
+          <w:b w:val="0"/>
+          <w:color w:val="1F3A5F"/>
+          <w:sz w:val="21"/>
+        </w:rPr>
+        <w:t>uart_board_top</w:t>
+      </w:r>
+      <w:r>
+        <w:rPr>
+          <w:rFonts w:ascii="Songti SC" w:hAnsi="Songti SC" w:eastAsia="Songti SC" w:cs="Songti SC"/>
+          <w:b w:val="0"/>
+          <w:sz w:val="22"/>
+        </w:rPr>
+        <w:t xml:space="preserve">，目标平台 VC709，精确 part </w:t>
       </w:r>
       <w:r>
         <w:rPr>
@@ -1248,11 +1477,11 @@
       </w:r>
       <w:r>
         <w:rPr>
-          <w:rFonts w:ascii="FangSong_GB2312" w:hAnsi="FangSong_GB2312" w:eastAsia="FangSong_GB2312" w:cs="FangSong_GB2312"/>
+          <w:rFonts w:ascii="Songti SC" w:hAnsi="Songti SC" w:eastAsia="Songti SC" w:cs="Songti SC"/>
           <w:b w:val="0"/>
           <w:sz w:val="22"/>
         </w:rPr>
-        <w:t xml:space="preserve"> 尚未由 Connector/Vivado 确认。文档版本 v2.3 candidate；每次执行以 ToolRun 输入哈希和参数确定真实被测版本。</w:t>
+        <w:t xml:space="preserve"> 已由 Connector/Vivado 2021.1 通过 Mac→66 直连查询并完成修订后预码流实现。文档版本 v2.5 candidate；每次执行以 ToolRun 输入哈希和参数确定真实被测版本。</w:t>
       </w:r>
     </w:p>
     <w:p>
@@ -1269,7 +1498,7 @@
       </w:pPr>
       <w:r>
         <w:rPr>
-          <w:rFonts w:ascii="FangSong_GB2312" w:hAnsi="FangSong_GB2312" w:eastAsia="FangSong_GB2312" w:cs="FangSong_GB2312"/>
+          <w:rFonts w:ascii="Songti SC" w:hAnsi="Songti SC" w:eastAsia="Songti SC" w:cs="Songti SC"/>
           <w:b w:val="0"/>
           <w:sz w:val="22"/>
         </w:rPr>
@@ -1290,7 +1519,7 @@
       </w:pPr>
       <w:r>
         <w:rPr>
-          <w:rFonts w:ascii="FangSong_GB2312" w:hAnsi="FangSong_GB2312" w:eastAsia="FangSong_GB2312" w:cs="FangSong_GB2312"/>
+          <w:rFonts w:ascii="Songti SC" w:hAnsi="Songti SC" w:eastAsia="Songti SC" w:cs="Songti SC"/>
           <w:b w:val="0"/>
           <w:sz w:val="22"/>
         </w:rPr>
@@ -1341,7 +1570,7 @@
             <w:r/>
             <w:r>
               <w:rPr>
-                <w:rFonts w:ascii="FangSong_GB2312" w:hAnsi="FangSong_GB2312" w:eastAsia="FangSong_GB2312" w:cs="FangSong_GB2312"/>
+                <w:rFonts w:ascii="Songti SC" w:hAnsi="Songti SC" w:eastAsia="Songti SC" w:cs="Songti SC"/>
                 <w:b/>
                 <w:sz w:val="18"/>
               </w:rPr>
@@ -1368,7 +1597,7 @@
             <w:r/>
             <w:r>
               <w:rPr>
-                <w:rFonts w:ascii="FangSong_GB2312" w:hAnsi="FangSong_GB2312" w:eastAsia="FangSong_GB2312" w:cs="FangSong_GB2312"/>
+                <w:rFonts w:ascii="Songti SC" w:hAnsi="Songti SC" w:eastAsia="Songti SC" w:cs="Songti SC"/>
                 <w:b/>
                 <w:sz w:val="18"/>
               </w:rPr>
@@ -1395,7 +1624,7 @@
             <w:r/>
             <w:r>
               <w:rPr>
-                <w:rFonts w:ascii="FangSong_GB2312" w:hAnsi="FangSong_GB2312" w:eastAsia="FangSong_GB2312" w:cs="FangSong_GB2312"/>
+                <w:rFonts w:ascii="Songti SC" w:hAnsi="Songti SC" w:eastAsia="Songti SC" w:cs="Songti SC"/>
                 <w:b/>
                 <w:sz w:val="18"/>
               </w:rPr>
@@ -1423,7 +1652,7 @@
             <w:r/>
             <w:r>
               <w:rPr>
-                <w:rFonts w:ascii="FangSong_GB2312" w:hAnsi="FangSong_GB2312" w:eastAsia="FangSong_GB2312" w:cs="FangSong_GB2312"/>
+                <w:rFonts w:ascii="Songti SC" w:hAnsi="Songti SC" w:eastAsia="Songti SC" w:cs="Songti SC"/>
                 <w:b w:val="0"/>
                 <w:sz w:val="18"/>
               </w:rPr>
@@ -1449,7 +1678,7 @@
             <w:r/>
             <w:r>
               <w:rPr>
-                <w:rFonts w:ascii="FangSong_GB2312" w:hAnsi="FangSong_GB2312" w:eastAsia="FangSong_GB2312" w:cs="FangSong_GB2312"/>
+                <w:rFonts w:ascii="Songti SC" w:hAnsi="Songti SC" w:eastAsia="Songti SC" w:cs="Songti SC"/>
                 <w:b w:val="0"/>
                 <w:sz w:val="18"/>
               </w:rPr>
@@ -1475,7 +1704,7 @@
             <w:r/>
             <w:r>
               <w:rPr>
-                <w:rFonts w:ascii="FangSong_GB2312" w:hAnsi="FangSong_GB2312" w:eastAsia="FangSong_GB2312" w:cs="FangSong_GB2312"/>
+                <w:rFonts w:ascii="Songti SC" w:hAnsi="Songti SC" w:eastAsia="Songti SC" w:cs="Songti SC"/>
                 <w:b w:val="0"/>
                 <w:sz w:val="18"/>
               </w:rPr>
@@ -1503,7 +1732,7 @@
             <w:r/>
             <w:r>
               <w:rPr>
-                <w:rFonts w:ascii="FangSong_GB2312" w:hAnsi="FangSong_GB2312" w:eastAsia="FangSong_GB2312" w:cs="FangSong_GB2312"/>
+                <w:rFonts w:ascii="Songti SC" w:hAnsi="Songti SC" w:eastAsia="Songti SC" w:cs="Songti SC"/>
                 <w:b w:val="0"/>
                 <w:sz w:val="18"/>
               </w:rPr>
@@ -1529,7 +1758,7 @@
             <w:r/>
             <w:r>
               <w:rPr>
-                <w:rFonts w:ascii="FangSong_GB2312" w:hAnsi="FangSong_GB2312" w:eastAsia="FangSong_GB2312" w:cs="FangSong_GB2312"/>
+                <w:rFonts w:ascii="Songti SC" w:hAnsi="Songti SC" w:eastAsia="Songti SC" w:cs="Songti SC"/>
                 <w:b w:val="0"/>
                 <w:sz w:val="18"/>
               </w:rPr>
@@ -1555,7 +1784,7 @@
             <w:r/>
             <w:r>
               <w:rPr>
-                <w:rFonts w:ascii="FangSong_GB2312" w:hAnsi="FangSong_GB2312" w:eastAsia="FangSong_GB2312" w:cs="FangSong_GB2312"/>
+                <w:rFonts w:ascii="Songti SC" w:hAnsi="Songti SC" w:eastAsia="Songti SC" w:cs="Songti SC"/>
                 <w:b w:val="0"/>
                 <w:sz w:val="18"/>
               </w:rPr>
@@ -1583,7 +1812,7 @@
             <w:r/>
             <w:r>
               <w:rPr>
-                <w:rFonts w:ascii="FangSong_GB2312" w:hAnsi="FangSong_GB2312" w:eastAsia="FangSong_GB2312" w:cs="FangSong_GB2312"/>
+                <w:rFonts w:ascii="Songti SC" w:hAnsi="Songti SC" w:eastAsia="Songti SC" w:cs="Songti SC"/>
                 <w:b w:val="0"/>
                 <w:sz w:val="18"/>
               </w:rPr>
@@ -1609,7 +1838,7 @@
             <w:r/>
             <w:r>
               <w:rPr>
-                <w:rFonts w:ascii="FangSong_GB2312" w:hAnsi="FangSong_GB2312" w:eastAsia="FangSong_GB2312" w:cs="FangSong_GB2312"/>
+                <w:rFonts w:ascii="Songti SC" w:hAnsi="Songti SC" w:eastAsia="Songti SC" w:cs="Songti SC"/>
                 <w:b w:val="0"/>
                 <w:sz w:val="18"/>
               </w:rPr>
@@ -1635,7 +1864,7 @@
             <w:r/>
             <w:r>
               <w:rPr>
-                <w:rFonts w:ascii="FangSong_GB2312" w:hAnsi="FangSong_GB2312" w:eastAsia="FangSong_GB2312" w:cs="FangSong_GB2312"/>
+                <w:rFonts w:ascii="Songti SC" w:hAnsi="Songti SC" w:eastAsia="Songti SC" w:cs="Songti SC"/>
                 <w:b w:val="0"/>
                 <w:sz w:val="18"/>
               </w:rPr>
@@ -1663,7 +1892,7 @@
             <w:r/>
             <w:r>
               <w:rPr>
-                <w:rFonts w:ascii="FangSong_GB2312" w:hAnsi="FangSong_GB2312" w:eastAsia="FangSong_GB2312" w:cs="FangSong_GB2312"/>
+                <w:rFonts w:ascii="Songti SC" w:hAnsi="Songti SC" w:eastAsia="Songti SC" w:cs="Songti SC"/>
                 <w:b w:val="0"/>
                 <w:sz w:val="18"/>
               </w:rPr>
@@ -1689,7 +1918,7 @@
             <w:r/>
             <w:r>
               <w:rPr>
-                <w:rFonts w:ascii="FangSong_GB2312" w:hAnsi="FangSong_GB2312" w:eastAsia="FangSong_GB2312" w:cs="FangSong_GB2312"/>
+                <w:rFonts w:ascii="Songti SC" w:hAnsi="Songti SC" w:eastAsia="Songti SC" w:cs="Songti SC"/>
                 <w:b w:val="0"/>
                 <w:sz w:val="18"/>
               </w:rPr>
@@ -1715,7 +1944,7 @@
             <w:r/>
             <w:r>
               <w:rPr>
-                <w:rFonts w:ascii="FangSong_GB2312" w:hAnsi="FangSong_GB2312" w:eastAsia="FangSong_GB2312" w:cs="FangSong_GB2312"/>
+                <w:rFonts w:ascii="Songti SC" w:hAnsi="Songti SC" w:eastAsia="Songti SC" w:cs="Songti SC"/>
                 <w:b w:val="0"/>
                 <w:sz w:val="18"/>
               </w:rPr>
@@ -1743,7 +1972,7 @@
             <w:r/>
             <w:r>
               <w:rPr>
-                <w:rFonts w:ascii="FangSong_GB2312" w:hAnsi="FangSong_GB2312" w:eastAsia="FangSong_GB2312" w:cs="FangSong_GB2312"/>
+                <w:rFonts w:ascii="Songti SC" w:hAnsi="Songti SC" w:eastAsia="Songti SC" w:cs="Songti SC"/>
                 <w:b w:val="0"/>
                 <w:sz w:val="18"/>
               </w:rPr>
@@ -1769,7 +1998,7 @@
             <w:r/>
             <w:r>
               <w:rPr>
-                <w:rFonts w:ascii="FangSong_GB2312" w:hAnsi="FangSong_GB2312" w:eastAsia="FangSong_GB2312" w:cs="FangSong_GB2312"/>
+                <w:rFonts w:ascii="Songti SC" w:hAnsi="Songti SC" w:eastAsia="Songti SC" w:cs="Songti SC"/>
                 <w:b w:val="0"/>
                 <w:sz w:val="18"/>
               </w:rPr>
@@ -1795,7 +2024,7 @@
             <w:r/>
             <w:r>
               <w:rPr>
-                <w:rFonts w:ascii="FangSong_GB2312" w:hAnsi="FangSong_GB2312" w:eastAsia="FangSong_GB2312" w:cs="FangSong_GB2312"/>
+                <w:rFonts w:ascii="Songti SC" w:hAnsi="Songti SC" w:eastAsia="Songti SC" w:cs="Songti SC"/>
                 <w:b w:val="0"/>
                 <w:sz w:val="18"/>
               </w:rPr>
@@ -1823,7 +2052,7 @@
             <w:r/>
             <w:r>
               <w:rPr>
-                <w:rFonts w:ascii="FangSong_GB2312" w:hAnsi="FangSong_GB2312" w:eastAsia="FangSong_GB2312" w:cs="FangSong_GB2312"/>
+                <w:rFonts w:ascii="Songti SC" w:hAnsi="Songti SC" w:eastAsia="Songti SC" w:cs="Songti SC"/>
                 <w:b w:val="0"/>
                 <w:sz w:val="18"/>
               </w:rPr>
@@ -1849,11 +2078,11 @@
             <w:r/>
             <w:r>
               <w:rPr>
-                <w:rFonts w:ascii="FangSong_GB2312" w:hAnsi="FangSong_GB2312" w:eastAsia="FangSong_GB2312" w:cs="FangSong_GB2312"/>
+                <w:rFonts w:ascii="Songti SC" w:hAnsi="Songti SC" w:eastAsia="Songti SC" w:cs="Songti SC"/>
                 <w:b w:val="0"/>
                 <w:sz w:val="18"/>
               </w:rPr>
-              <w:t>PLDSRS v2.3</w:t>
+              <w:t>PLDSRS v2.5</w:t>
             </w:r>
           </w:p>
         </w:tc>
@@ -1875,7 +2104,7 @@
             <w:r/>
             <w:r>
               <w:rPr>
-                <w:rFonts w:ascii="FangSong_GB2312" w:hAnsi="FangSong_GB2312" w:eastAsia="FangSong_GB2312" w:cs="FangSong_GB2312"/>
+                <w:rFonts w:ascii="Songti SC" w:hAnsi="Songti SC" w:eastAsia="Songti SC" w:cs="Songti SC"/>
                 <w:b w:val="0"/>
                 <w:sz w:val="18"/>
               </w:rPr>
@@ -1903,7 +2132,7 @@
             <w:r/>
             <w:r>
               <w:rPr>
-                <w:rFonts w:ascii="FangSong_GB2312" w:hAnsi="FangSong_GB2312" w:eastAsia="FangSong_GB2312" w:cs="FangSong_GB2312"/>
+                <w:rFonts w:ascii="Songti SC" w:hAnsi="Songti SC" w:eastAsia="Songti SC" w:cs="Songti SC"/>
                 <w:b w:val="0"/>
                 <w:sz w:val="18"/>
               </w:rPr>
@@ -1929,11 +2158,11 @@
             <w:r/>
             <w:r>
               <w:rPr>
-                <w:rFonts w:ascii="FangSong_GB2312" w:hAnsi="FangSong_GB2312" w:eastAsia="FangSong_GB2312" w:cs="FangSong_GB2312"/>
+                <w:rFonts w:ascii="Songti SC" w:hAnsi="Songti SC" w:eastAsia="Songti SC" w:cs="Songti SC"/>
                 <w:b w:val="0"/>
                 <w:sz w:val="18"/>
               </w:rPr>
-              <w:t>PLDSDD v2.3</w:t>
+              <w:t>PLDSDD v2.5</w:t>
             </w:r>
           </w:p>
         </w:tc>
@@ -1955,7 +2184,7 @@
             <w:r/>
             <w:r>
               <w:rPr>
-                <w:rFonts w:ascii="FangSong_GB2312" w:hAnsi="FangSong_GB2312" w:eastAsia="FangSong_GB2312" w:cs="FangSong_GB2312"/>
+                <w:rFonts w:ascii="Songti SC" w:hAnsi="Songti SC" w:eastAsia="Songti SC" w:cs="Songti SC"/>
                 <w:b w:val="0"/>
                 <w:sz w:val="18"/>
               </w:rPr>
@@ -1983,7 +2212,7 @@
             <w:r/>
             <w:r>
               <w:rPr>
-                <w:rFonts w:ascii="FangSong_GB2312" w:hAnsi="FangSong_GB2312" w:eastAsia="FangSong_GB2312" w:cs="FangSong_GB2312"/>
+                <w:rFonts w:ascii="Songti SC" w:hAnsi="Songti SC" w:eastAsia="Songti SC" w:cs="Songti SC"/>
                 <w:b w:val="0"/>
                 <w:sz w:val="18"/>
               </w:rPr>
@@ -2009,11 +2238,11 @@
             <w:r/>
             <w:r>
               <w:rPr>
-                <w:rFonts w:ascii="FangSong_GB2312" w:hAnsi="FangSong_GB2312" w:eastAsia="FangSong_GB2312" w:cs="FangSong_GB2312"/>
+                <w:rFonts w:ascii="Songti SC" w:hAnsi="Songti SC" w:eastAsia="Songti SC" w:cs="Songti SC"/>
                 <w:b w:val="0"/>
                 <w:sz w:val="18"/>
               </w:rPr>
-              <w:t>PLDSSTP v2.3</w:t>
+              <w:t>PLDSSTP v2.5</w:t>
             </w:r>
           </w:p>
         </w:tc>
@@ -2035,7 +2264,7 @@
             <w:r/>
             <w:r>
               <w:rPr>
-                <w:rFonts w:ascii="FangSong_GB2312" w:hAnsi="FangSong_GB2312" w:eastAsia="FangSong_GB2312" w:cs="FangSong_GB2312"/>
+                <w:rFonts w:ascii="Songti SC" w:hAnsi="Songti SC" w:eastAsia="Songti SC" w:cs="Songti SC"/>
                 <w:b w:val="0"/>
                 <w:sz w:val="18"/>
               </w:rPr>
@@ -2072,7 +2301,7 @@
       </w:pPr>
       <w:r>
         <w:rPr>
-          <w:rFonts w:ascii="FangSong_GB2312" w:hAnsi="FangSong_GB2312" w:eastAsia="FangSong_GB2312" w:cs="FangSong_GB2312"/>
+          <w:rFonts w:ascii="Songti SC" w:hAnsi="Songti SC" w:eastAsia="Songti SC" w:cs="Songti SC"/>
           <w:b w:val="0"/>
           <w:sz w:val="22"/>
         </w:rPr>
@@ -2089,7 +2318,7 @@
       </w:r>
       <w:r>
         <w:rPr>
-          <w:rFonts w:ascii="FangSong_GB2312" w:hAnsi="FangSong_GB2312" w:eastAsia="FangSong_GB2312" w:cs="FangSong_GB2312"/>
+          <w:rFonts w:ascii="Songti SC" w:hAnsi="Songti SC" w:eastAsia="Songti SC" w:cs="Songti SC"/>
           <w:b w:val="0"/>
           <w:sz w:val="22"/>
         </w:rPr>
@@ -2106,7 +2335,7 @@
       </w:r>
       <w:r>
         <w:rPr>
-          <w:rFonts w:ascii="FangSong_GB2312" w:hAnsi="FangSong_GB2312" w:eastAsia="FangSong_GB2312" w:cs="FangSong_GB2312"/>
+          <w:rFonts w:ascii="Songti SC" w:hAnsi="Songti SC" w:eastAsia="Songti SC" w:cs="Songti SC"/>
           <w:b w:val="0"/>
           <w:sz w:val="22"/>
         </w:rPr>
@@ -2123,7 +2352,7 @@
       </w:r>
       <w:r>
         <w:rPr>
-          <w:rFonts w:ascii="FangSong_GB2312" w:hAnsi="FangSong_GB2312" w:eastAsia="FangSong_GB2312" w:cs="FangSong_GB2312"/>
+          <w:rFonts w:ascii="Songti SC" w:hAnsi="Songti SC" w:eastAsia="Songti SC" w:cs="Songti SC"/>
           <w:b w:val="0"/>
           <w:sz w:val="22"/>
         </w:rPr>
@@ -2144,7 +2373,7 @@
       </w:pPr>
       <w:r>
         <w:rPr>
-          <w:rFonts w:ascii="FangSong_GB2312" w:hAnsi="FangSong_GB2312" w:eastAsia="FangSong_GB2312" w:cs="FangSong_GB2312"/>
+          <w:rFonts w:ascii="Songti SC" w:hAnsi="Songti SC" w:eastAsia="Songti SC" w:cs="Songti SC"/>
           <w:b w:val="0"/>
           <w:sz w:val="22"/>
         </w:rPr>
@@ -2161,7 +2390,7 @@
       </w:r>
       <w:r>
         <w:rPr>
-          <w:rFonts w:ascii="FangSong_GB2312" w:hAnsi="FangSong_GB2312" w:eastAsia="FangSong_GB2312" w:cs="FangSong_GB2312"/>
+          <w:rFonts w:ascii="Songti SC" w:hAnsi="Songti SC" w:eastAsia="Songti SC" w:cs="Songti SC"/>
           <w:b w:val="0"/>
           <w:sz w:val="22"/>
         </w:rPr>
@@ -2178,7 +2407,7 @@
       </w:r>
       <w:r>
         <w:rPr>
-          <w:rFonts w:ascii="FangSong_GB2312" w:hAnsi="FangSong_GB2312" w:eastAsia="FangSong_GB2312" w:cs="FangSong_GB2312"/>
+          <w:rFonts w:ascii="Songti SC" w:hAnsi="Songti SC" w:eastAsia="Songti SC" w:cs="Songti SC"/>
           <w:b w:val="0"/>
           <w:sz w:val="22"/>
         </w:rPr>
@@ -2195,7 +2424,7 @@
       </w:r>
       <w:r>
         <w:rPr>
-          <w:rFonts w:ascii="FangSong_GB2312" w:hAnsi="FangSong_GB2312" w:eastAsia="FangSong_GB2312" w:cs="FangSong_GB2312"/>
+          <w:rFonts w:ascii="Songti SC" w:hAnsi="Songti SC" w:eastAsia="Songti SC" w:cs="Songti SC"/>
           <w:b w:val="0"/>
           <w:sz w:val="22"/>
         </w:rPr>
@@ -2212,7 +2441,7 @@
       </w:r>
       <w:r>
         <w:rPr>
-          <w:rFonts w:ascii="FangSong_GB2312" w:hAnsi="FangSong_GB2312" w:eastAsia="FangSong_GB2312" w:cs="FangSong_GB2312"/>
+          <w:rFonts w:ascii="Songti SC" w:hAnsi="Songti SC" w:eastAsia="Songti SC" w:cs="Songti SC"/>
           <w:b w:val="0"/>
           <w:sz w:val="22"/>
         </w:rPr>
@@ -2229,7 +2458,7 @@
       </w:r>
       <w:r>
         <w:rPr>
-          <w:rFonts w:ascii="FangSong_GB2312" w:hAnsi="FangSong_GB2312" w:eastAsia="FangSong_GB2312" w:cs="FangSong_GB2312"/>
+          <w:rFonts w:ascii="Songti SC" w:hAnsi="Songti SC" w:eastAsia="Songti SC" w:cs="Songti SC"/>
           <w:b w:val="0"/>
           <w:sz w:val="22"/>
         </w:rPr>
@@ -2250,7 +2479,7 @@
       </w:pPr>
       <w:r>
         <w:rPr>
-          <w:rFonts w:ascii="FangSong_GB2312" w:hAnsi="FangSong_GB2312" w:eastAsia="FangSong_GB2312" w:cs="FangSong_GB2312"/>
+          <w:rFonts w:ascii="Songti SC" w:hAnsi="Songti SC" w:eastAsia="Songti SC" w:cs="Songti SC"/>
           <w:b w:val="0"/>
           <w:sz w:val="22"/>
         </w:rPr>
@@ -2271,7 +2500,7 @@
       </w:pPr>
       <w:r>
         <w:rPr>
-          <w:rFonts w:ascii="FangSong_GB2312" w:hAnsi="FangSong_GB2312" w:eastAsia="FangSong_GB2312" w:cs="FangSong_GB2312"/>
+          <w:rFonts w:ascii="Songti SC" w:hAnsi="Songti SC" w:eastAsia="Songti SC" w:cs="Songti SC"/>
           <w:b w:val="0"/>
           <w:sz w:val="22"/>
         </w:rPr>
@@ -2308,7 +2537,7 @@
       </w:pPr>
       <w:r>
         <w:rPr>
-          <w:rFonts w:ascii="FangSong_GB2312" w:hAnsi="FangSong_GB2312" w:eastAsia="FangSong_GB2312" w:cs="FangSong_GB2312"/>
+          <w:rFonts w:ascii="Songti SC" w:hAnsi="Songti SC" w:eastAsia="Songti SC" w:cs="Songti SC"/>
           <w:b w:val="0"/>
           <w:sz w:val="22"/>
         </w:rPr>
@@ -2333,7 +2562,7 @@
       </w:pPr>
       <w:r>
         <w:rPr>
-          <w:rFonts w:ascii="FangSong_GB2312" w:hAnsi="FangSong_GB2312" w:eastAsia="FangSong_GB2312" w:cs="FangSong_GB2312"/>
+          <w:rFonts w:ascii="Songti SC" w:hAnsi="Songti SC" w:eastAsia="Songti SC" w:cs="Songti SC"/>
           <w:b w:val="0"/>
           <w:sz w:val="22"/>
         </w:rPr>
@@ -2350,7 +2579,7 @@
       </w:r>
       <w:r>
         <w:rPr>
-          <w:rFonts w:ascii="FangSong_GB2312" w:hAnsi="FangSong_GB2312" w:eastAsia="FangSong_GB2312" w:cs="FangSong_GB2312"/>
+          <w:rFonts w:ascii="Songti SC" w:hAnsi="Songti SC" w:eastAsia="Songti SC" w:cs="Songti SC"/>
           <w:b w:val="0"/>
           <w:sz w:val="22"/>
         </w:rPr>
@@ -2367,7 +2596,7 @@
       </w:r>
       <w:r>
         <w:rPr>
-          <w:rFonts w:ascii="FangSong_GB2312" w:hAnsi="FangSong_GB2312" w:eastAsia="FangSong_GB2312" w:cs="FangSong_GB2312"/>
+          <w:rFonts w:ascii="Songti SC" w:hAnsi="Songti SC" w:eastAsia="Songti SC" w:cs="Songti SC"/>
           <w:b w:val="0"/>
           <w:sz w:val="22"/>
         </w:rPr>
@@ -2384,7 +2613,7 @@
       </w:r>
       <w:r>
         <w:rPr>
-          <w:rFonts w:ascii="FangSong_GB2312" w:hAnsi="FangSong_GB2312" w:eastAsia="FangSong_GB2312" w:cs="FangSong_GB2312"/>
+          <w:rFonts w:ascii="Songti SC" w:hAnsi="Songti SC" w:eastAsia="Songti SC" w:cs="Songti SC"/>
           <w:b w:val="0"/>
           <w:sz w:val="22"/>
         </w:rPr>
@@ -2410,7 +2639,7 @@
       </w:r>
       <w:r>
         <w:rPr>
-          <w:rFonts w:ascii="FangSong_GB2312" w:hAnsi="FangSong_GB2312" w:eastAsia="FangSong_GB2312" w:cs="FangSong_GB2312"/>
+          <w:rFonts w:ascii="Songti SC" w:hAnsi="Songti SC" w:eastAsia="Songti SC" w:cs="Songti SC"/>
           <w:b w:val="0"/>
           <w:sz w:val="22"/>
         </w:rPr>
@@ -2427,7 +2656,7 @@
       </w:r>
       <w:r>
         <w:rPr>
-          <w:rFonts w:ascii="FangSong_GB2312" w:hAnsi="FangSong_GB2312" w:eastAsia="FangSong_GB2312" w:cs="FangSong_GB2312"/>
+          <w:rFonts w:ascii="Songti SC" w:hAnsi="Songti SC" w:eastAsia="Songti SC" w:cs="Songti SC"/>
           <w:b w:val="0"/>
           <w:sz w:val="22"/>
         </w:rPr>
@@ -2444,7 +2673,7 @@
       </w:pPr>
       <w:r>
         <w:rPr>
-          <w:rFonts w:ascii="FangSong_GB2312" w:hAnsi="FangSong_GB2312" w:eastAsia="FangSong_GB2312" w:cs="FangSong_GB2312"/>
+          <w:rFonts w:ascii="Songti SC" w:hAnsi="Songti SC" w:eastAsia="Songti SC" w:cs="Songti SC"/>
           <w:b w:val="0"/>
           <w:sz w:val="22"/>
         </w:rPr>
@@ -2465,7 +2694,7 @@
       </w:pPr>
       <w:r>
         <w:rPr>
-          <w:rFonts w:ascii="FangSong_GB2312" w:hAnsi="FangSong_GB2312" w:eastAsia="FangSong_GB2312" w:cs="FangSong_GB2312"/>
+          <w:rFonts w:ascii="Songti SC" w:hAnsi="Songti SC" w:eastAsia="Songti SC" w:cs="Songti SC"/>
           <w:b w:val="0"/>
           <w:sz w:val="22"/>
         </w:rPr>
@@ -2486,7 +2715,7 @@
       </w:pPr>
       <w:r>
         <w:rPr>
-          <w:rFonts w:ascii="FangSong_GB2312" w:hAnsi="FangSong_GB2312" w:eastAsia="FangSong_GB2312" w:cs="FangSong_GB2312"/>
+          <w:rFonts w:ascii="Songti SC" w:hAnsi="Songti SC" w:eastAsia="Songti SC" w:cs="Songti SC"/>
           <w:b w:val="0"/>
           <w:sz w:val="22"/>
         </w:rPr>
@@ -2503,7 +2732,7 @@
       </w:r>
       <w:r>
         <w:rPr>
-          <w:rFonts w:ascii="FangSong_GB2312" w:hAnsi="FangSong_GB2312" w:eastAsia="FangSong_GB2312" w:cs="FangSong_GB2312"/>
+          <w:rFonts w:ascii="Songti SC" w:hAnsi="Songti SC" w:eastAsia="Songti SC" w:cs="Songti SC"/>
           <w:b w:val="0"/>
           <w:sz w:val="22"/>
         </w:rPr>
@@ -2520,7 +2749,7 @@
       </w:r>
       <w:r>
         <w:rPr>
-          <w:rFonts w:ascii="FangSong_GB2312" w:hAnsi="FangSong_GB2312" w:eastAsia="FangSong_GB2312" w:cs="FangSong_GB2312"/>
+          <w:rFonts w:ascii="Songti SC" w:hAnsi="Songti SC" w:eastAsia="Songti SC" w:cs="Songti SC"/>
           <w:b w:val="0"/>
           <w:sz w:val="22"/>
         </w:rPr>
@@ -2541,7 +2770,7 @@
       </w:pPr>
       <w:r>
         <w:rPr>
-          <w:rFonts w:ascii="FangSong_GB2312" w:hAnsi="FangSong_GB2312" w:eastAsia="FangSong_GB2312" w:cs="FangSong_GB2312"/>
+          <w:rFonts w:ascii="Songti SC" w:hAnsi="Songti SC" w:eastAsia="Songti SC" w:cs="Songti SC"/>
           <w:b w:val="0"/>
           <w:sz w:val="22"/>
         </w:rPr>
@@ -2558,7 +2787,7 @@
       </w:r>
       <w:r>
         <w:rPr>
-          <w:rFonts w:ascii="FangSong_GB2312" w:hAnsi="FangSong_GB2312" w:eastAsia="FangSong_GB2312" w:cs="FangSong_GB2312"/>
+          <w:rFonts w:ascii="Songti SC" w:hAnsi="Songti SC" w:eastAsia="Songti SC" w:cs="Songti SC"/>
           <w:b w:val="0"/>
           <w:sz w:val="22"/>
         </w:rPr>
@@ -2575,7 +2804,7 @@
       </w:r>
       <w:r>
         <w:rPr>
-          <w:rFonts w:ascii="FangSong_GB2312" w:hAnsi="FangSong_GB2312" w:eastAsia="FangSong_GB2312" w:cs="FangSong_GB2312"/>
+          <w:rFonts w:ascii="Songti SC" w:hAnsi="Songti SC" w:eastAsia="Songti SC" w:cs="Songti SC"/>
           <w:b w:val="0"/>
           <w:sz w:val="22"/>
         </w:rPr>
@@ -2592,7 +2821,7 @@
       </w:r>
       <w:r>
         <w:rPr>
-          <w:rFonts w:ascii="FangSong_GB2312" w:hAnsi="FangSong_GB2312" w:eastAsia="FangSong_GB2312" w:cs="FangSong_GB2312"/>
+          <w:rFonts w:ascii="Songti SC" w:hAnsi="Songti SC" w:eastAsia="Songti SC" w:cs="Songti SC"/>
           <w:b w:val="0"/>
           <w:sz w:val="22"/>
         </w:rPr>
@@ -2613,7 +2842,7 @@
       </w:pPr>
       <w:r>
         <w:rPr>
-          <w:rFonts w:ascii="FangSong_GB2312" w:hAnsi="FangSong_GB2312" w:eastAsia="FangSong_GB2312" w:cs="FangSong_GB2312"/>
+          <w:rFonts w:ascii="Songti SC" w:hAnsi="Songti SC" w:eastAsia="Songti SC" w:cs="Songti SC"/>
           <w:b w:val="0"/>
           <w:sz w:val="22"/>
         </w:rPr>
@@ -2630,7 +2859,7 @@
       </w:r>
       <w:r>
         <w:rPr>
-          <w:rFonts w:ascii="FangSong_GB2312" w:hAnsi="FangSong_GB2312" w:eastAsia="FangSong_GB2312" w:cs="FangSong_GB2312"/>
+          <w:rFonts w:ascii="Songti SC" w:hAnsi="Songti SC" w:eastAsia="Songti SC" w:cs="Songti SC"/>
           <w:b w:val="0"/>
           <w:sz w:val="22"/>
         </w:rPr>
@@ -2647,7 +2876,7 @@
       </w:r>
       <w:r>
         <w:rPr>
-          <w:rFonts w:ascii="FangSong_GB2312" w:hAnsi="FangSong_GB2312" w:eastAsia="FangSong_GB2312" w:cs="FangSong_GB2312"/>
+          <w:rFonts w:ascii="Songti SC" w:hAnsi="Songti SC" w:eastAsia="Songti SC" w:cs="Songti SC"/>
           <w:b w:val="0"/>
           <w:sz w:val="22"/>
         </w:rPr>
@@ -2664,7 +2893,7 @@
       </w:r>
       <w:r>
         <w:rPr>
-          <w:rFonts w:ascii="FangSong_GB2312" w:hAnsi="FangSong_GB2312" w:eastAsia="FangSong_GB2312" w:cs="FangSong_GB2312"/>
+          <w:rFonts w:ascii="Songti SC" w:hAnsi="Songti SC" w:eastAsia="Songti SC" w:cs="Songti SC"/>
           <w:b w:val="0"/>
           <w:sz w:val="22"/>
         </w:rPr>
@@ -2689,7 +2918,7 @@
       </w:pPr>
       <w:r>
         <w:rPr>
-          <w:rFonts w:ascii="FangSong_GB2312" w:hAnsi="FangSong_GB2312" w:eastAsia="FangSong_GB2312" w:cs="FangSong_GB2312"/>
+          <w:rFonts w:ascii="Songti SC" w:hAnsi="Songti SC" w:eastAsia="Songti SC" w:cs="Songti SC"/>
           <w:b w:val="0"/>
           <w:sz w:val="22"/>
         </w:rPr>
@@ -2706,7 +2935,7 @@
       </w:pPr>
       <w:r>
         <w:rPr>
-          <w:rFonts w:ascii="FangSong_GB2312" w:hAnsi="FangSong_GB2312" w:eastAsia="FangSong_GB2312" w:cs="FangSong_GB2312"/>
+          <w:rFonts w:ascii="Songti SC" w:hAnsi="Songti SC" w:eastAsia="Songti SC" w:cs="Songti SC"/>
           <w:b w:val="0"/>
           <w:sz w:val="22"/>
         </w:rPr>
@@ -2723,7 +2952,7 @@
       </w:pPr>
       <w:r>
         <w:rPr>
-          <w:rFonts w:ascii="FangSong_GB2312" w:hAnsi="FangSong_GB2312" w:eastAsia="FangSong_GB2312" w:cs="FangSong_GB2312"/>
+          <w:rFonts w:ascii="Songti SC" w:hAnsi="Songti SC" w:eastAsia="Songti SC" w:cs="Songti SC"/>
           <w:b w:val="0"/>
           <w:sz w:val="22"/>
         </w:rPr>
@@ -2740,7 +2969,7 @@
       </w:pPr>
       <w:r>
         <w:rPr>
-          <w:rFonts w:ascii="FangSong_GB2312" w:hAnsi="FangSong_GB2312" w:eastAsia="FangSong_GB2312" w:cs="FangSong_GB2312"/>
+          <w:rFonts w:ascii="Songti SC" w:hAnsi="Songti SC" w:eastAsia="Songti SC" w:cs="Songti SC"/>
           <w:b w:val="0"/>
           <w:sz w:val="22"/>
         </w:rPr>
@@ -2757,7 +2986,7 @@
       </w:pPr>
       <w:r>
         <w:rPr>
-          <w:rFonts w:ascii="FangSong_GB2312" w:hAnsi="FangSong_GB2312" w:eastAsia="FangSong_GB2312" w:cs="FangSong_GB2312"/>
+          <w:rFonts w:ascii="Songti SC" w:hAnsi="Songti SC" w:eastAsia="Songti SC" w:cs="Songti SC"/>
           <w:b w:val="0"/>
           <w:sz w:val="22"/>
         </w:rPr>
@@ -2774,7 +3003,7 @@
       </w:pPr>
       <w:r>
         <w:rPr>
-          <w:rFonts w:ascii="FangSong_GB2312" w:hAnsi="FangSong_GB2312" w:eastAsia="FangSong_GB2312" w:cs="FangSong_GB2312"/>
+          <w:rFonts w:ascii="Songti SC" w:hAnsi="Songti SC" w:eastAsia="Songti SC" w:cs="Songti SC"/>
           <w:b w:val="0"/>
           <w:sz w:val="22"/>
         </w:rPr>
@@ -2795,7 +3024,7 @@
       </w:pPr>
       <w:r>
         <w:rPr>
-          <w:rFonts w:ascii="FangSong_GB2312" w:hAnsi="FangSong_GB2312" w:eastAsia="FangSong_GB2312" w:cs="FangSong_GB2312"/>
+          <w:rFonts w:ascii="Songti SC" w:hAnsi="Songti SC" w:eastAsia="Songti SC" w:cs="Songti SC"/>
           <w:b w:val="0"/>
           <w:sz w:val="22"/>
         </w:rPr>
@@ -2812,7 +3041,7 @@
       </w:r>
       <w:r>
         <w:rPr>
-          <w:rFonts w:ascii="FangSong_GB2312" w:hAnsi="FangSong_GB2312" w:eastAsia="FangSong_GB2312" w:cs="FangSong_GB2312"/>
+          <w:rFonts w:ascii="Songti SC" w:hAnsi="Songti SC" w:eastAsia="Songti SC" w:cs="Songti SC"/>
           <w:b w:val="0"/>
           <w:sz w:val="22"/>
         </w:rPr>
@@ -2833,7 +3062,7 @@
       </w:pPr>
       <w:r>
         <w:rPr>
-          <w:rFonts w:ascii="FangSong_GB2312" w:hAnsi="FangSong_GB2312" w:eastAsia="FangSong_GB2312" w:cs="FangSong_GB2312"/>
+          <w:rFonts w:ascii="Songti SC" w:hAnsi="Songti SC" w:eastAsia="Songti SC" w:cs="Songti SC"/>
           <w:b w:val="0"/>
           <w:sz w:val="22"/>
         </w:rPr>
@@ -2879,7 +3108,7 @@
             <w:r/>
             <w:r>
               <w:rPr>
-                <w:rFonts w:ascii="FangSong_GB2312" w:hAnsi="FangSong_GB2312" w:eastAsia="FangSong_GB2312" w:cs="FangSong_GB2312"/>
+                <w:rFonts w:ascii="Songti SC" w:hAnsi="Songti SC" w:eastAsia="Songti SC" w:cs="Songti SC"/>
                 <w:b/>
                 <w:sz w:val="18"/>
               </w:rPr>
@@ -2906,7 +3135,7 @@
             <w:r/>
             <w:r>
               <w:rPr>
-                <w:rFonts w:ascii="FangSong_GB2312" w:hAnsi="FangSong_GB2312" w:eastAsia="FangSong_GB2312" w:cs="FangSong_GB2312"/>
+                <w:rFonts w:ascii="Songti SC" w:hAnsi="Songti SC" w:eastAsia="Songti SC" w:cs="Songti SC"/>
                 <w:b/>
                 <w:sz w:val="18"/>
               </w:rPr>
@@ -2933,7 +3162,7 @@
             <w:r/>
             <w:r>
               <w:rPr>
-                <w:rFonts w:ascii="FangSong_GB2312" w:hAnsi="FangSong_GB2312" w:eastAsia="FangSong_GB2312" w:cs="FangSong_GB2312"/>
+                <w:rFonts w:ascii="Songti SC" w:hAnsi="Songti SC" w:eastAsia="Songti SC" w:cs="Songti SC"/>
                 <w:b/>
                 <w:sz w:val="18"/>
               </w:rPr>
@@ -2960,7 +3189,7 @@
             <w:r/>
             <w:r>
               <w:rPr>
-                <w:rFonts w:ascii="FangSong_GB2312" w:hAnsi="FangSong_GB2312" w:eastAsia="FangSong_GB2312" w:cs="FangSong_GB2312"/>
+                <w:rFonts w:ascii="Songti SC" w:hAnsi="Songti SC" w:eastAsia="Songti SC" w:cs="Songti SC"/>
                 <w:b/>
                 <w:sz w:val="18"/>
               </w:rPr>
@@ -2987,7 +3216,7 @@
             <w:r/>
             <w:r>
               <w:rPr>
-                <w:rFonts w:ascii="FangSong_GB2312" w:hAnsi="FangSong_GB2312" w:eastAsia="FangSong_GB2312" w:cs="FangSong_GB2312"/>
+                <w:rFonts w:ascii="Songti SC" w:hAnsi="Songti SC" w:eastAsia="Songti SC" w:cs="Songti SC"/>
                 <w:b/>
                 <w:sz w:val="18"/>
               </w:rPr>
@@ -3014,7 +3243,7 @@
             <w:r/>
             <w:r>
               <w:rPr>
-                <w:rFonts w:ascii="FangSong_GB2312" w:hAnsi="FangSong_GB2312" w:eastAsia="FangSong_GB2312" w:cs="FangSong_GB2312"/>
+                <w:rFonts w:ascii="Songti SC" w:hAnsi="Songti SC" w:eastAsia="Songti SC" w:cs="Songti SC"/>
                 <w:b/>
                 <w:sz w:val="18"/>
               </w:rPr>
@@ -3042,7 +3271,7 @@
             <w:r/>
             <w:r>
               <w:rPr>
-                <w:rFonts w:ascii="FangSong_GB2312" w:hAnsi="FangSong_GB2312" w:eastAsia="FangSong_GB2312" w:cs="FangSong_GB2312"/>
+                <w:rFonts w:ascii="Songti SC" w:hAnsi="Songti SC" w:eastAsia="Songti SC" w:cs="Songti SC"/>
                 <w:b w:val="0"/>
                 <w:sz w:val="18"/>
               </w:rPr>
@@ -3068,7 +3297,7 @@
             <w:r/>
             <w:r>
               <w:rPr>
-                <w:rFonts w:ascii="FangSong_GB2312" w:hAnsi="FangSong_GB2312" w:eastAsia="FangSong_GB2312" w:cs="FangSong_GB2312"/>
+                <w:rFonts w:ascii="Songti SC" w:hAnsi="Songti SC" w:eastAsia="Songti SC" w:cs="Songti SC"/>
                 <w:b w:val="0"/>
                 <w:sz w:val="18"/>
               </w:rPr>
@@ -3094,7 +3323,7 @@
             <w:r/>
             <w:r>
               <w:rPr>
-                <w:rFonts w:ascii="FangSong_GB2312" w:hAnsi="FangSong_GB2312" w:eastAsia="FangSong_GB2312" w:cs="FangSong_GB2312"/>
+                <w:rFonts w:ascii="Songti SC" w:hAnsi="Songti SC" w:eastAsia="Songti SC" w:cs="Songti SC"/>
                 <w:b w:val="0"/>
                 <w:sz w:val="18"/>
               </w:rPr>
@@ -3111,7 +3340,7 @@
             </w:r>
             <w:r>
               <w:rPr>
-                <w:rFonts w:ascii="FangSong_GB2312" w:hAnsi="FangSong_GB2312" w:eastAsia="FangSong_GB2312" w:cs="FangSong_GB2312"/>
+                <w:rFonts w:ascii="Songti SC" w:hAnsi="Songti SC" w:eastAsia="Songti SC" w:cs="Songti SC"/>
                 <w:b w:val="0"/>
                 <w:sz w:val="18"/>
               </w:rPr>
@@ -3146,7 +3375,7 @@
             <w:r/>
             <w:r>
               <w:rPr>
-                <w:rFonts w:ascii="FangSong_GB2312" w:hAnsi="FangSong_GB2312" w:eastAsia="FangSong_GB2312" w:cs="FangSong_GB2312"/>
+                <w:rFonts w:ascii="Songti SC" w:hAnsi="Songti SC" w:eastAsia="Songti SC" w:cs="Songti SC"/>
                 <w:b w:val="0"/>
                 <w:sz w:val="18"/>
               </w:rPr>
@@ -3163,7 +3392,7 @@
             </w:r>
             <w:r>
               <w:rPr>
-                <w:rFonts w:ascii="FangSong_GB2312" w:hAnsi="FangSong_GB2312" w:eastAsia="FangSong_GB2312" w:cs="FangSong_GB2312"/>
+                <w:rFonts w:ascii="Songti SC" w:hAnsi="Songti SC" w:eastAsia="Songti SC" w:cs="Songti SC"/>
                 <w:b w:val="0"/>
                 <w:sz w:val="18"/>
               </w:rPr>
@@ -3189,7 +3418,7 @@
             <w:r/>
             <w:r>
               <w:rPr>
-                <w:rFonts w:ascii="FangSong_GB2312" w:hAnsi="FangSong_GB2312" w:eastAsia="FangSong_GB2312" w:cs="FangSong_GB2312"/>
+                <w:rFonts w:ascii="Songti SC" w:hAnsi="Songti SC" w:eastAsia="Songti SC" w:cs="Songti SC"/>
                 <w:b w:val="0"/>
                 <w:sz w:val="18"/>
               </w:rPr>
@@ -3215,7 +3444,7 @@
             <w:r/>
             <w:r>
               <w:rPr>
-                <w:rFonts w:ascii="FangSong_GB2312" w:hAnsi="FangSong_GB2312" w:eastAsia="FangSong_GB2312" w:cs="FangSong_GB2312"/>
+                <w:rFonts w:ascii="Songti SC" w:hAnsi="Songti SC" w:eastAsia="Songti SC" w:cs="Songti SC"/>
                 <w:b w:val="0"/>
                 <w:sz w:val="18"/>
               </w:rPr>
@@ -3243,7 +3472,7 @@
             <w:r/>
             <w:r>
               <w:rPr>
-                <w:rFonts w:ascii="FangSong_GB2312" w:hAnsi="FangSong_GB2312" w:eastAsia="FangSong_GB2312" w:cs="FangSong_GB2312"/>
+                <w:rFonts w:ascii="Songti SC" w:hAnsi="Songti SC" w:eastAsia="Songti SC" w:cs="Songti SC"/>
                 <w:b w:val="0"/>
                 <w:sz w:val="18"/>
               </w:rPr>
@@ -3269,7 +3498,7 @@
             <w:r/>
             <w:r>
               <w:rPr>
-                <w:rFonts w:ascii="FangSong_GB2312" w:hAnsi="FangSong_GB2312" w:eastAsia="FangSong_GB2312" w:cs="FangSong_GB2312"/>
+                <w:rFonts w:ascii="Songti SC" w:hAnsi="Songti SC" w:eastAsia="Songti SC" w:cs="Songti SC"/>
                 <w:b w:val="0"/>
                 <w:sz w:val="18"/>
               </w:rPr>
@@ -3304,7 +3533,7 @@
             </w:r>
             <w:r>
               <w:rPr>
-                <w:rFonts w:ascii="FangSong_GB2312" w:hAnsi="FangSong_GB2312" w:eastAsia="FangSong_GB2312" w:cs="FangSong_GB2312"/>
+                <w:rFonts w:ascii="Songti SC" w:hAnsi="Songti SC" w:eastAsia="Songti SC" w:cs="Songti SC"/>
                 <w:b w:val="0"/>
                 <w:sz w:val="18"/>
               </w:rPr>
@@ -3321,7 +3550,7 @@
             </w:r>
             <w:r>
               <w:rPr>
-                <w:rFonts w:ascii="FangSong_GB2312" w:hAnsi="FangSong_GB2312" w:eastAsia="FangSong_GB2312" w:cs="FangSong_GB2312"/>
+                <w:rFonts w:ascii="Songti SC" w:hAnsi="Songti SC" w:eastAsia="Songti SC" w:cs="Songti SC"/>
                 <w:b w:val="0"/>
                 <w:sz w:val="18"/>
               </w:rPr>
@@ -3356,7 +3585,7 @@
             <w:r/>
             <w:r>
               <w:rPr>
-                <w:rFonts w:ascii="FangSong_GB2312" w:hAnsi="FangSong_GB2312" w:eastAsia="FangSong_GB2312" w:cs="FangSong_GB2312"/>
+                <w:rFonts w:ascii="Songti SC" w:hAnsi="Songti SC" w:eastAsia="Songti SC" w:cs="Songti SC"/>
                 <w:b w:val="0"/>
                 <w:sz w:val="18"/>
               </w:rPr>
@@ -3373,7 +3602,7 @@
             </w:r>
             <w:r>
               <w:rPr>
-                <w:rFonts w:ascii="FangSong_GB2312" w:hAnsi="FangSong_GB2312" w:eastAsia="FangSong_GB2312" w:cs="FangSong_GB2312"/>
+                <w:rFonts w:ascii="Songti SC" w:hAnsi="Songti SC" w:eastAsia="Songti SC" w:cs="Songti SC"/>
                 <w:b w:val="0"/>
                 <w:sz w:val="18"/>
               </w:rPr>
@@ -3399,7 +3628,7 @@
             <w:r/>
             <w:r>
               <w:rPr>
-                <w:rFonts w:ascii="FangSong_GB2312" w:hAnsi="FangSong_GB2312" w:eastAsia="FangSong_GB2312" w:cs="FangSong_GB2312"/>
+                <w:rFonts w:ascii="Songti SC" w:hAnsi="Songti SC" w:eastAsia="Songti SC" w:cs="Songti SC"/>
                 <w:b w:val="0"/>
                 <w:sz w:val="18"/>
               </w:rPr>
@@ -3425,7 +3654,7 @@
             <w:r/>
             <w:r>
               <w:rPr>
-                <w:rFonts w:ascii="FangSong_GB2312" w:hAnsi="FangSong_GB2312" w:eastAsia="FangSong_GB2312" w:cs="FangSong_GB2312"/>
+                <w:rFonts w:ascii="Songti SC" w:hAnsi="Songti SC" w:eastAsia="Songti SC" w:cs="Songti SC"/>
                 <w:b w:val="0"/>
                 <w:sz w:val="18"/>
               </w:rPr>
@@ -3453,7 +3682,7 @@
             <w:r/>
             <w:r>
               <w:rPr>
-                <w:rFonts w:ascii="FangSong_GB2312" w:hAnsi="FangSong_GB2312" w:eastAsia="FangSong_GB2312" w:cs="FangSong_GB2312"/>
+                <w:rFonts w:ascii="Songti SC" w:hAnsi="Songti SC" w:eastAsia="Songti SC" w:cs="Songti SC"/>
                 <w:b w:val="0"/>
                 <w:sz w:val="18"/>
               </w:rPr>
@@ -3479,7 +3708,7 @@
             <w:r/>
             <w:r>
               <w:rPr>
-                <w:rFonts w:ascii="FangSong_GB2312" w:hAnsi="FangSong_GB2312" w:eastAsia="FangSong_GB2312" w:cs="FangSong_GB2312"/>
+                <w:rFonts w:ascii="Songti SC" w:hAnsi="Songti SC" w:eastAsia="Songti SC" w:cs="Songti SC"/>
                 <w:b w:val="0"/>
                 <w:sz w:val="18"/>
               </w:rPr>
@@ -3505,7 +3734,7 @@
             <w:r/>
             <w:r>
               <w:rPr>
-                <w:rFonts w:ascii="FangSong_GB2312" w:hAnsi="FangSong_GB2312" w:eastAsia="FangSong_GB2312" w:cs="FangSong_GB2312"/>
+                <w:rFonts w:ascii="Songti SC" w:hAnsi="Songti SC" w:eastAsia="Songti SC" w:cs="Songti SC"/>
                 <w:b w:val="0"/>
                 <w:sz w:val="18"/>
               </w:rPr>
@@ -3522,7 +3751,7 @@
             </w:r>
             <w:r>
               <w:rPr>
-                <w:rFonts w:ascii="FangSong_GB2312" w:hAnsi="FangSong_GB2312" w:eastAsia="FangSong_GB2312" w:cs="FangSong_GB2312"/>
+                <w:rFonts w:ascii="Songti SC" w:hAnsi="Songti SC" w:eastAsia="Songti SC" w:cs="Songti SC"/>
                 <w:b w:val="0"/>
                 <w:sz w:val="18"/>
               </w:rPr>
@@ -3539,7 +3768,7 @@
             </w:r>
             <w:r>
               <w:rPr>
-                <w:rFonts w:ascii="FangSong_GB2312" w:hAnsi="FangSong_GB2312" w:eastAsia="FangSong_GB2312" w:cs="FangSong_GB2312"/>
+                <w:rFonts w:ascii="Songti SC" w:hAnsi="Songti SC" w:eastAsia="Songti SC" w:cs="Songti SC"/>
                 <w:b w:val="0"/>
                 <w:sz w:val="18"/>
               </w:rPr>
@@ -3565,7 +3794,7 @@
             <w:r/>
             <w:r>
               <w:rPr>
-                <w:rFonts w:ascii="FangSong_GB2312" w:hAnsi="FangSong_GB2312" w:eastAsia="FangSong_GB2312" w:cs="FangSong_GB2312"/>
+                <w:rFonts w:ascii="Songti SC" w:hAnsi="Songti SC" w:eastAsia="Songti SC" w:cs="Songti SC"/>
                 <w:b w:val="0"/>
                 <w:sz w:val="18"/>
               </w:rPr>
@@ -3591,7 +3820,7 @@
             <w:r/>
             <w:r>
               <w:rPr>
-                <w:rFonts w:ascii="FangSong_GB2312" w:hAnsi="FangSong_GB2312" w:eastAsia="FangSong_GB2312" w:cs="FangSong_GB2312"/>
+                <w:rFonts w:ascii="Songti SC" w:hAnsi="Songti SC" w:eastAsia="Songti SC" w:cs="Songti SC"/>
                 <w:b w:val="0"/>
                 <w:sz w:val="18"/>
               </w:rPr>
@@ -3617,7 +3846,7 @@
             <w:r/>
             <w:r>
               <w:rPr>
-                <w:rFonts w:ascii="FangSong_GB2312" w:hAnsi="FangSong_GB2312" w:eastAsia="FangSong_GB2312" w:cs="FangSong_GB2312"/>
+                <w:rFonts w:ascii="Songti SC" w:hAnsi="Songti SC" w:eastAsia="Songti SC" w:cs="Songti SC"/>
                 <w:b w:val="0"/>
                 <w:sz w:val="18"/>
               </w:rPr>
@@ -3645,7 +3874,7 @@
             <w:r/>
             <w:r>
               <w:rPr>
-                <w:rFonts w:ascii="FangSong_GB2312" w:hAnsi="FangSong_GB2312" w:eastAsia="FangSong_GB2312" w:cs="FangSong_GB2312"/>
+                <w:rFonts w:ascii="Songti SC" w:hAnsi="Songti SC" w:eastAsia="Songti SC" w:cs="Songti SC"/>
                 <w:b w:val="0"/>
                 <w:sz w:val="18"/>
               </w:rPr>
@@ -3671,7 +3900,7 @@
             <w:r/>
             <w:r>
               <w:rPr>
-                <w:rFonts w:ascii="FangSong_GB2312" w:hAnsi="FangSong_GB2312" w:eastAsia="FangSong_GB2312" w:cs="FangSong_GB2312"/>
+                <w:rFonts w:ascii="Songti SC" w:hAnsi="Songti SC" w:eastAsia="Songti SC" w:cs="Songti SC"/>
                 <w:b w:val="0"/>
                 <w:sz w:val="18"/>
               </w:rPr>
@@ -3706,7 +3935,7 @@
             </w:r>
             <w:r>
               <w:rPr>
-                <w:rFonts w:ascii="FangSong_GB2312" w:hAnsi="FangSong_GB2312" w:eastAsia="FangSong_GB2312" w:cs="FangSong_GB2312"/>
+                <w:rFonts w:ascii="Songti SC" w:hAnsi="Songti SC" w:eastAsia="Songti SC" w:cs="Songti SC"/>
                 <w:b w:val="0"/>
                 <w:sz w:val="18"/>
               </w:rPr>
@@ -3732,7 +3961,7 @@
             <w:r/>
             <w:r>
               <w:rPr>
-                <w:rFonts w:ascii="FangSong_GB2312" w:hAnsi="FangSong_GB2312" w:eastAsia="FangSong_GB2312" w:cs="FangSong_GB2312"/>
+                <w:rFonts w:ascii="Songti SC" w:hAnsi="Songti SC" w:eastAsia="Songti SC" w:cs="Songti SC"/>
                 <w:b w:val="0"/>
                 <w:sz w:val="18"/>
               </w:rPr>
@@ -3758,7 +3987,7 @@
             <w:r/>
             <w:r>
               <w:rPr>
-                <w:rFonts w:ascii="FangSong_GB2312" w:hAnsi="FangSong_GB2312" w:eastAsia="FangSong_GB2312" w:cs="FangSong_GB2312"/>
+                <w:rFonts w:ascii="Songti SC" w:hAnsi="Songti SC" w:eastAsia="Songti SC" w:cs="Songti SC"/>
                 <w:b w:val="0"/>
                 <w:sz w:val="18"/>
               </w:rPr>
@@ -3784,7 +4013,7 @@
             <w:r/>
             <w:r>
               <w:rPr>
-                <w:rFonts w:ascii="FangSong_GB2312" w:hAnsi="FangSong_GB2312" w:eastAsia="FangSong_GB2312" w:cs="FangSong_GB2312"/>
+                <w:rFonts w:ascii="Songti SC" w:hAnsi="Songti SC" w:eastAsia="Songti SC" w:cs="Songti SC"/>
                 <w:b w:val="0"/>
                 <w:sz w:val="18"/>
               </w:rPr>
@@ -3812,7 +4041,7 @@
             <w:r/>
             <w:r>
               <w:rPr>
-                <w:rFonts w:ascii="FangSong_GB2312" w:hAnsi="FangSong_GB2312" w:eastAsia="FangSong_GB2312" w:cs="FangSong_GB2312"/>
+                <w:rFonts w:ascii="Songti SC" w:hAnsi="Songti SC" w:eastAsia="Songti SC" w:cs="Songti SC"/>
                 <w:b w:val="0"/>
                 <w:sz w:val="18"/>
               </w:rPr>
@@ -3838,7 +4067,7 @@
             <w:r/>
             <w:r>
               <w:rPr>
-                <w:rFonts w:ascii="FangSong_GB2312" w:hAnsi="FangSong_GB2312" w:eastAsia="FangSong_GB2312" w:cs="FangSong_GB2312"/>
+                <w:rFonts w:ascii="Songti SC" w:hAnsi="Songti SC" w:eastAsia="Songti SC" w:cs="Songti SC"/>
                 <w:b w:val="0"/>
                 <w:sz w:val="18"/>
               </w:rPr>
@@ -3864,7 +4093,7 @@
             <w:r/>
             <w:r>
               <w:rPr>
-                <w:rFonts w:ascii="FangSong_GB2312" w:hAnsi="FangSong_GB2312" w:eastAsia="FangSong_GB2312" w:cs="FangSong_GB2312"/>
+                <w:rFonts w:ascii="Songti SC" w:hAnsi="Songti SC" w:eastAsia="Songti SC" w:cs="Songti SC"/>
                 <w:b w:val="0"/>
                 <w:sz w:val="18"/>
               </w:rPr>
@@ -3881,7 +4110,7 @@
             </w:r>
             <w:r>
               <w:rPr>
-                <w:rFonts w:ascii="FangSong_GB2312" w:hAnsi="FangSong_GB2312" w:eastAsia="FangSong_GB2312" w:cs="FangSong_GB2312"/>
+                <w:rFonts w:ascii="Songti SC" w:hAnsi="Songti SC" w:eastAsia="Songti SC" w:cs="Songti SC"/>
                 <w:b w:val="0"/>
                 <w:sz w:val="18"/>
               </w:rPr>
@@ -3916,7 +4145,7 @@
             <w:r/>
             <w:r>
               <w:rPr>
-                <w:rFonts w:ascii="FangSong_GB2312" w:hAnsi="FangSong_GB2312" w:eastAsia="FangSong_GB2312" w:cs="FangSong_GB2312"/>
+                <w:rFonts w:ascii="Songti SC" w:hAnsi="Songti SC" w:eastAsia="Songti SC" w:cs="Songti SC"/>
                 <w:b w:val="0"/>
                 <w:sz w:val="18"/>
               </w:rPr>
@@ -3942,7 +4171,7 @@
             <w:r/>
             <w:r>
               <w:rPr>
-                <w:rFonts w:ascii="FangSong_GB2312" w:hAnsi="FangSong_GB2312" w:eastAsia="FangSong_GB2312" w:cs="FangSong_GB2312"/>
+                <w:rFonts w:ascii="Songti SC" w:hAnsi="Songti SC" w:eastAsia="Songti SC" w:cs="Songti SC"/>
                 <w:b w:val="0"/>
                 <w:sz w:val="18"/>
               </w:rPr>
@@ -3968,7 +4197,7 @@
             <w:r/>
             <w:r>
               <w:rPr>
-                <w:rFonts w:ascii="FangSong_GB2312" w:hAnsi="FangSong_GB2312" w:eastAsia="FangSong_GB2312" w:cs="FangSong_GB2312"/>
+                <w:rFonts w:ascii="Songti SC" w:hAnsi="Songti SC" w:eastAsia="Songti SC" w:cs="Songti SC"/>
                 <w:b w:val="0"/>
                 <w:sz w:val="18"/>
               </w:rPr>
@@ -3996,7 +4225,7 @@
             <w:r/>
             <w:r>
               <w:rPr>
-                <w:rFonts w:ascii="FangSong_GB2312" w:hAnsi="FangSong_GB2312" w:eastAsia="FangSong_GB2312" w:cs="FangSong_GB2312"/>
+                <w:rFonts w:ascii="Songti SC" w:hAnsi="Songti SC" w:eastAsia="Songti SC" w:cs="Songti SC"/>
                 <w:b w:val="0"/>
                 <w:sz w:val="18"/>
               </w:rPr>
@@ -4022,7 +4251,7 @@
             <w:r/>
             <w:r>
               <w:rPr>
-                <w:rFonts w:ascii="FangSong_GB2312" w:hAnsi="FangSong_GB2312" w:eastAsia="FangSong_GB2312" w:cs="FangSong_GB2312"/>
+                <w:rFonts w:ascii="Songti SC" w:hAnsi="Songti SC" w:eastAsia="Songti SC" w:cs="Songti SC"/>
                 <w:b w:val="0"/>
                 <w:sz w:val="18"/>
               </w:rPr>
@@ -4057,7 +4286,7 @@
             </w:r>
             <w:r>
               <w:rPr>
-                <w:rFonts w:ascii="FangSong_GB2312" w:hAnsi="FangSong_GB2312" w:eastAsia="FangSong_GB2312" w:cs="FangSong_GB2312"/>
+                <w:rFonts w:ascii="Songti SC" w:hAnsi="Songti SC" w:eastAsia="Songti SC" w:cs="Songti SC"/>
                 <w:b w:val="0"/>
                 <w:sz w:val="18"/>
               </w:rPr>
@@ -4074,7 +4303,7 @@
             </w:r>
             <w:r>
               <w:rPr>
-                <w:rFonts w:ascii="FangSong_GB2312" w:hAnsi="FangSong_GB2312" w:eastAsia="FangSong_GB2312" w:cs="FangSong_GB2312"/>
+                <w:rFonts w:ascii="Songti SC" w:hAnsi="Songti SC" w:eastAsia="Songti SC" w:cs="Songti SC"/>
                 <w:b w:val="0"/>
                 <w:sz w:val="18"/>
               </w:rPr>
@@ -4100,7 +4329,7 @@
             <w:r/>
             <w:r>
               <w:rPr>
-                <w:rFonts w:ascii="FangSong_GB2312" w:hAnsi="FangSong_GB2312" w:eastAsia="FangSong_GB2312" w:cs="FangSong_GB2312"/>
+                <w:rFonts w:ascii="Songti SC" w:hAnsi="Songti SC" w:eastAsia="Songti SC" w:cs="Songti SC"/>
                 <w:b w:val="0"/>
                 <w:sz w:val="18"/>
               </w:rPr>
@@ -4126,7 +4355,7 @@
             <w:r/>
             <w:r>
               <w:rPr>
-                <w:rFonts w:ascii="FangSong_GB2312" w:hAnsi="FangSong_GB2312" w:eastAsia="FangSong_GB2312" w:cs="FangSong_GB2312"/>
+                <w:rFonts w:ascii="Songti SC" w:hAnsi="Songti SC" w:eastAsia="Songti SC" w:cs="Songti SC"/>
                 <w:b w:val="0"/>
                 <w:sz w:val="18"/>
               </w:rPr>
@@ -4152,7 +4381,7 @@
             <w:r/>
             <w:r>
               <w:rPr>
-                <w:rFonts w:ascii="FangSong_GB2312" w:hAnsi="FangSong_GB2312" w:eastAsia="FangSong_GB2312" w:cs="FangSong_GB2312"/>
+                <w:rFonts w:ascii="Songti SC" w:hAnsi="Songti SC" w:eastAsia="Songti SC" w:cs="Songti SC"/>
                 <w:b w:val="0"/>
                 <w:sz w:val="18"/>
               </w:rPr>
@@ -4180,7 +4409,7 @@
             <w:r/>
             <w:r>
               <w:rPr>
-                <w:rFonts w:ascii="FangSong_GB2312" w:hAnsi="FangSong_GB2312" w:eastAsia="FangSong_GB2312" w:cs="FangSong_GB2312"/>
+                <w:rFonts w:ascii="Songti SC" w:hAnsi="Songti SC" w:eastAsia="Songti SC" w:cs="Songti SC"/>
                 <w:b w:val="0"/>
                 <w:sz w:val="18"/>
               </w:rPr>
@@ -4206,7 +4435,7 @@
             <w:r/>
             <w:r>
               <w:rPr>
-                <w:rFonts w:ascii="FangSong_GB2312" w:hAnsi="FangSong_GB2312" w:eastAsia="FangSong_GB2312" w:cs="FangSong_GB2312"/>
+                <w:rFonts w:ascii="Songti SC" w:hAnsi="Songti SC" w:eastAsia="Songti SC" w:cs="Songti SC"/>
                 <w:b w:val="0"/>
                 <w:sz w:val="18"/>
               </w:rPr>
@@ -4241,7 +4470,7 @@
             </w:r>
             <w:r>
               <w:rPr>
-                <w:rFonts w:ascii="FangSong_GB2312" w:hAnsi="FangSong_GB2312" w:eastAsia="FangSong_GB2312" w:cs="FangSong_GB2312"/>
+                <w:rFonts w:ascii="Songti SC" w:hAnsi="Songti SC" w:eastAsia="Songti SC" w:cs="Songti SC"/>
                 <w:b w:val="0"/>
                 <w:sz w:val="18"/>
               </w:rPr>
@@ -4267,7 +4496,7 @@
             <w:r/>
             <w:r>
               <w:rPr>
-                <w:rFonts w:ascii="FangSong_GB2312" w:hAnsi="FangSong_GB2312" w:eastAsia="FangSong_GB2312" w:cs="FangSong_GB2312"/>
+                <w:rFonts w:ascii="Songti SC" w:hAnsi="Songti SC" w:eastAsia="Songti SC" w:cs="Songti SC"/>
                 <w:b w:val="0"/>
                 <w:sz w:val="18"/>
               </w:rPr>
@@ -4293,7 +4522,7 @@
             <w:r/>
             <w:r>
               <w:rPr>
-                <w:rFonts w:ascii="FangSong_GB2312" w:hAnsi="FangSong_GB2312" w:eastAsia="FangSong_GB2312" w:cs="FangSong_GB2312"/>
+                <w:rFonts w:ascii="Songti SC" w:hAnsi="Songti SC" w:eastAsia="Songti SC" w:cs="Songti SC"/>
                 <w:b w:val="0"/>
                 <w:sz w:val="18"/>
               </w:rPr>
@@ -4319,7 +4548,7 @@
             <w:r/>
             <w:r>
               <w:rPr>
-                <w:rFonts w:ascii="FangSong_GB2312" w:hAnsi="FangSong_GB2312" w:eastAsia="FangSong_GB2312" w:cs="FangSong_GB2312"/>
+                <w:rFonts w:ascii="Songti SC" w:hAnsi="Songti SC" w:eastAsia="Songti SC" w:cs="Songti SC"/>
                 <w:b w:val="0"/>
                 <w:sz w:val="18"/>
               </w:rPr>
@@ -4347,7 +4576,7 @@
             <w:r/>
             <w:r>
               <w:rPr>
-                <w:rFonts w:ascii="FangSong_GB2312" w:hAnsi="FangSong_GB2312" w:eastAsia="FangSong_GB2312" w:cs="FangSong_GB2312"/>
+                <w:rFonts w:ascii="Songti SC" w:hAnsi="Songti SC" w:eastAsia="Songti SC" w:cs="Songti SC"/>
                 <w:b w:val="0"/>
                 <w:sz w:val="18"/>
               </w:rPr>
@@ -4373,7 +4602,7 @@
             <w:r/>
             <w:r>
               <w:rPr>
-                <w:rFonts w:ascii="FangSong_GB2312" w:hAnsi="FangSong_GB2312" w:eastAsia="FangSong_GB2312" w:cs="FangSong_GB2312"/>
+                <w:rFonts w:ascii="Songti SC" w:hAnsi="Songti SC" w:eastAsia="Songti SC" w:cs="Songti SC"/>
                 <w:b w:val="0"/>
                 <w:sz w:val="18"/>
               </w:rPr>
@@ -4399,7 +4628,7 @@
             <w:r/>
             <w:r>
               <w:rPr>
-                <w:rFonts w:ascii="FangSong_GB2312" w:hAnsi="FangSong_GB2312" w:eastAsia="FangSong_GB2312" w:cs="FangSong_GB2312"/>
+                <w:rFonts w:ascii="Songti SC" w:hAnsi="Songti SC" w:eastAsia="Songti SC" w:cs="Songti SC"/>
                 <w:b w:val="0"/>
                 <w:sz w:val="18"/>
               </w:rPr>
@@ -4416,7 +4645,7 @@
             </w:r>
             <w:r>
               <w:rPr>
-                <w:rFonts w:ascii="FangSong_GB2312" w:hAnsi="FangSong_GB2312" w:eastAsia="FangSong_GB2312" w:cs="FangSong_GB2312"/>
+                <w:rFonts w:ascii="Songti SC" w:hAnsi="Songti SC" w:eastAsia="Songti SC" w:cs="Songti SC"/>
                 <w:b w:val="0"/>
                 <w:sz w:val="18"/>
               </w:rPr>
@@ -4451,7 +4680,7 @@
             <w:r/>
             <w:r>
               <w:rPr>
-                <w:rFonts w:ascii="FangSong_GB2312" w:hAnsi="FangSong_GB2312" w:eastAsia="FangSong_GB2312" w:cs="FangSong_GB2312"/>
+                <w:rFonts w:ascii="Songti SC" w:hAnsi="Songti SC" w:eastAsia="Songti SC" w:cs="Songti SC"/>
                 <w:b w:val="0"/>
                 <w:sz w:val="18"/>
               </w:rPr>
@@ -4477,7 +4706,7 @@
             <w:r/>
             <w:r>
               <w:rPr>
-                <w:rFonts w:ascii="FangSong_GB2312" w:hAnsi="FangSong_GB2312" w:eastAsia="FangSong_GB2312" w:cs="FangSong_GB2312"/>
+                <w:rFonts w:ascii="Songti SC" w:hAnsi="Songti SC" w:eastAsia="Songti SC" w:cs="Songti SC"/>
                 <w:b w:val="0"/>
                 <w:sz w:val="18"/>
               </w:rPr>
@@ -4503,7 +4732,7 @@
             <w:r/>
             <w:r>
               <w:rPr>
-                <w:rFonts w:ascii="FangSong_GB2312" w:hAnsi="FangSong_GB2312" w:eastAsia="FangSong_GB2312" w:cs="FangSong_GB2312"/>
+                <w:rFonts w:ascii="Songti SC" w:hAnsi="Songti SC" w:eastAsia="Songti SC" w:cs="Songti SC"/>
                 <w:b w:val="0"/>
                 <w:sz w:val="18"/>
               </w:rPr>
@@ -4531,7 +4760,7 @@
             <w:r/>
             <w:r>
               <w:rPr>
-                <w:rFonts w:ascii="FangSong_GB2312" w:hAnsi="FangSong_GB2312" w:eastAsia="FangSong_GB2312" w:cs="FangSong_GB2312"/>
+                <w:rFonts w:ascii="Songti SC" w:hAnsi="Songti SC" w:eastAsia="Songti SC" w:cs="Songti SC"/>
                 <w:b w:val="0"/>
                 <w:sz w:val="18"/>
               </w:rPr>
@@ -4557,7 +4786,7 @@
             <w:r/>
             <w:r>
               <w:rPr>
-                <w:rFonts w:ascii="FangSong_GB2312" w:hAnsi="FangSong_GB2312" w:eastAsia="FangSong_GB2312" w:cs="FangSong_GB2312"/>
+                <w:rFonts w:ascii="Songti SC" w:hAnsi="Songti SC" w:eastAsia="Songti SC" w:cs="Songti SC"/>
                 <w:b w:val="0"/>
                 <w:sz w:val="18"/>
               </w:rPr>
@@ -4583,7 +4812,7 @@
             <w:r/>
             <w:r>
               <w:rPr>
-                <w:rFonts w:ascii="FangSong_GB2312" w:hAnsi="FangSong_GB2312" w:eastAsia="FangSong_GB2312" w:cs="FangSong_GB2312"/>
+                <w:rFonts w:ascii="Songti SC" w:hAnsi="Songti SC" w:eastAsia="Songti SC" w:cs="Songti SC"/>
                 <w:b w:val="0"/>
                 <w:sz w:val="18"/>
               </w:rPr>
@@ -4600,7 +4829,7 @@
             </w:r>
             <w:r>
               <w:rPr>
-                <w:rFonts w:ascii="FangSong_GB2312" w:hAnsi="FangSong_GB2312" w:eastAsia="FangSong_GB2312" w:cs="FangSong_GB2312"/>
+                <w:rFonts w:ascii="Songti SC" w:hAnsi="Songti SC" w:eastAsia="Songti SC" w:cs="Songti SC"/>
                 <w:b w:val="0"/>
                 <w:sz w:val="18"/>
               </w:rPr>
@@ -4626,7 +4855,7 @@
             <w:r/>
             <w:r>
               <w:rPr>
-                <w:rFonts w:ascii="FangSong_GB2312" w:hAnsi="FangSong_GB2312" w:eastAsia="FangSong_GB2312" w:cs="FangSong_GB2312"/>
+                <w:rFonts w:ascii="Songti SC" w:hAnsi="Songti SC" w:eastAsia="Songti SC" w:cs="Songti SC"/>
                 <w:b w:val="0"/>
                 <w:sz w:val="18"/>
               </w:rPr>
@@ -4643,7 +4872,7 @@
             </w:r>
             <w:r>
               <w:rPr>
-                <w:rFonts w:ascii="FangSong_GB2312" w:hAnsi="FangSong_GB2312" w:eastAsia="FangSong_GB2312" w:cs="FangSong_GB2312"/>
+                <w:rFonts w:ascii="Songti SC" w:hAnsi="Songti SC" w:eastAsia="Songti SC" w:cs="Songti SC"/>
                 <w:b w:val="0"/>
                 <w:sz w:val="18"/>
               </w:rPr>
@@ -4669,7 +4898,7 @@
             <w:r/>
             <w:r>
               <w:rPr>
-                <w:rFonts w:ascii="FangSong_GB2312" w:hAnsi="FangSong_GB2312" w:eastAsia="FangSong_GB2312" w:cs="FangSong_GB2312"/>
+                <w:rFonts w:ascii="Songti SC" w:hAnsi="Songti SC" w:eastAsia="Songti SC" w:cs="Songti SC"/>
                 <w:b w:val="0"/>
                 <w:sz w:val="18"/>
               </w:rPr>
@@ -4695,7 +4924,7 @@
             <w:r/>
             <w:r>
               <w:rPr>
-                <w:rFonts w:ascii="FangSong_GB2312" w:hAnsi="FangSong_GB2312" w:eastAsia="FangSong_GB2312" w:cs="FangSong_GB2312"/>
+                <w:rFonts w:ascii="Songti SC" w:hAnsi="Songti SC" w:eastAsia="Songti SC" w:cs="Songti SC"/>
                 <w:b w:val="0"/>
                 <w:sz w:val="18"/>
               </w:rPr>
@@ -4723,7 +4952,7 @@
             <w:r/>
             <w:r>
               <w:rPr>
-                <w:rFonts w:ascii="FangSong_GB2312" w:hAnsi="FangSong_GB2312" w:eastAsia="FangSong_GB2312" w:cs="FangSong_GB2312"/>
+                <w:rFonts w:ascii="Songti SC" w:hAnsi="Songti SC" w:eastAsia="Songti SC" w:cs="Songti SC"/>
                 <w:b w:val="0"/>
                 <w:sz w:val="18"/>
               </w:rPr>
@@ -4749,7 +4978,7 @@
             <w:r/>
             <w:r>
               <w:rPr>
-                <w:rFonts w:ascii="FangSong_GB2312" w:hAnsi="FangSong_GB2312" w:eastAsia="FangSong_GB2312" w:cs="FangSong_GB2312"/>
+                <w:rFonts w:ascii="Songti SC" w:hAnsi="Songti SC" w:eastAsia="Songti SC" w:cs="Songti SC"/>
                 <w:b w:val="0"/>
                 <w:sz w:val="18"/>
               </w:rPr>
@@ -4775,7 +5004,7 @@
             <w:r/>
             <w:r>
               <w:rPr>
-                <w:rFonts w:ascii="FangSong_GB2312" w:hAnsi="FangSong_GB2312" w:eastAsia="FangSong_GB2312" w:cs="FangSong_GB2312"/>
+                <w:rFonts w:ascii="Songti SC" w:hAnsi="Songti SC" w:eastAsia="Songti SC" w:cs="Songti SC"/>
                 <w:b w:val="0"/>
                 <w:sz w:val="18"/>
               </w:rPr>
@@ -4810,7 +5039,7 @@
             <w:r/>
             <w:r>
               <w:rPr>
-                <w:rFonts w:ascii="FangSong_GB2312" w:hAnsi="FangSong_GB2312" w:eastAsia="FangSong_GB2312" w:cs="FangSong_GB2312"/>
+                <w:rFonts w:ascii="Songti SC" w:hAnsi="Songti SC" w:eastAsia="Songti SC" w:cs="Songti SC"/>
                 <w:b w:val="0"/>
                 <w:sz w:val="18"/>
               </w:rPr>
@@ -4827,7 +5056,7 @@
             </w:r>
             <w:r>
               <w:rPr>
-                <w:rFonts w:ascii="FangSong_GB2312" w:hAnsi="FangSong_GB2312" w:eastAsia="FangSong_GB2312" w:cs="FangSong_GB2312"/>
+                <w:rFonts w:ascii="Songti SC" w:hAnsi="Songti SC" w:eastAsia="Songti SC" w:cs="Songti SC"/>
                 <w:b w:val="0"/>
                 <w:sz w:val="18"/>
               </w:rPr>
@@ -4853,7 +5082,7 @@
             <w:r/>
             <w:r>
               <w:rPr>
-                <w:rFonts w:ascii="FangSong_GB2312" w:hAnsi="FangSong_GB2312" w:eastAsia="FangSong_GB2312" w:cs="FangSong_GB2312"/>
+                <w:rFonts w:ascii="Songti SC" w:hAnsi="Songti SC" w:eastAsia="Songti SC" w:cs="Songti SC"/>
                 <w:b w:val="0"/>
                 <w:sz w:val="18"/>
               </w:rPr>
@@ -4879,7 +5108,7 @@
             <w:r/>
             <w:r>
               <w:rPr>
-                <w:rFonts w:ascii="FangSong_GB2312" w:hAnsi="FangSong_GB2312" w:eastAsia="FangSong_GB2312" w:cs="FangSong_GB2312"/>
+                <w:rFonts w:ascii="Songti SC" w:hAnsi="Songti SC" w:eastAsia="Songti SC" w:cs="Songti SC"/>
                 <w:b w:val="0"/>
                 <w:sz w:val="18"/>
               </w:rPr>
@@ -4916,7 +5145,7 @@
       </w:pPr>
       <w:r>
         <w:rPr>
-          <w:rFonts w:ascii="FangSong_GB2312" w:hAnsi="FangSong_GB2312" w:eastAsia="FangSong_GB2312" w:cs="FangSong_GB2312"/>
+          <w:rFonts w:ascii="Songti SC" w:hAnsi="Songti SC" w:eastAsia="Songti SC" w:cs="Songti SC"/>
           <w:b w:val="0"/>
           <w:sz w:val="22"/>
         </w:rPr>
@@ -4937,11 +5166,11 @@
       </w:pPr>
       <w:r>
         <w:rPr>
-          <w:rFonts w:ascii="FangSong_GB2312" w:hAnsi="FangSong_GB2312" w:eastAsia="FangSong_GB2312" w:cs="FangSong_GB2312"/>
+          <w:rFonts w:ascii="Songti SC" w:hAnsi="Songti SC" w:eastAsia="Songti SC" w:cs="Songti SC"/>
           <w:b w:val="0"/>
           <w:sz w:val="22"/>
         </w:rPr>
-        <w:t xml:space="preserve">输入为与动态测试相同的 RTL 哈希、经 </w:t>
+        <w:t xml:space="preserve">输入为与动态测试相同的 RTL 哈希、精确目标 part </w:t>
       </w:r>
       <w:r>
         <w:rPr>
@@ -4950,15 +5179,32 @@
           <w:color w:val="1F3A5F"/>
           <w:sz w:val="21"/>
         </w:rPr>
-        <w:t>get_parts -quiet xc7vx690t*</w:t>
+        <w:t>xc7vx690tffg1761-2</w:t>
       </w:r>
       <w:r>
         <w:rPr>
-          <w:rFonts w:ascii="FangSong_GB2312" w:hAnsi="FangSong_GB2312" w:eastAsia="FangSong_GB2312" w:cs="FangSong_GB2312"/>
+          <w:rFonts w:ascii="Songti SC" w:hAnsi="Songti SC" w:eastAsia="Songti SC" w:cs="Songti SC"/>
           <w:b w:val="0"/>
           <w:sz w:val="22"/>
         </w:rPr>
-        <w:t xml:space="preserve"> 确认的精确目标 part 和正式 </w:t>
+        <w:t>、</w:t>
+      </w:r>
+      <w:r>
+        <w:rPr>
+          <w:rFonts w:ascii="Courier New" w:hAnsi="Courier New" w:eastAsia="Courier New" w:cs="Courier New"/>
+          <w:b w:val="0"/>
+          <w:color w:val="1F3A5F"/>
+          <w:sz w:val="21"/>
+        </w:rPr>
+        <w:t>uart_board_top</w:t>
+      </w:r>
+      <w:r>
+        <w:rPr>
+          <w:rFonts w:ascii="Songti SC" w:hAnsi="Songti SC" w:eastAsia="Songti SC" w:cs="Songti SC"/>
+          <w:b w:val="0"/>
+          <w:sz w:val="22"/>
+        </w:rPr>
+        <w:t xml:space="preserve"> 和候选 </w:t>
       </w:r>
       <w:r>
         <w:rPr>
@@ -4971,11 +5217,79 @@
       </w:r>
       <w:r>
         <w:rPr>
-          <w:rFonts w:ascii="FangSong_GB2312" w:hAnsi="FangSong_GB2312" w:eastAsia="FangSong_GB2312" w:cs="FangSong_GB2312"/>
+          <w:rFonts w:ascii="Songti SC" w:hAnsi="Songti SC" w:eastAsia="Songti SC" w:cs="Songti SC"/>
           <w:b w:val="0"/>
           <w:sz w:val="22"/>
         </w:rPr>
-        <w:t>。候选 part 未确认时不得提交综合/实现。入口满足后依次执行源码校验、综合、资源报告、实现、DRC 和 STA；预期端口/编译无错、FF≤200、LUT≤300、BRAM/DSP=0、内部 100 MHz setup/hold 无负裕量。正式 XDC 缺 LOC/IOSTANDARD 时实现应失败且不得产生 bitstream；这项负向结果是正确的 fail-closed 行为，不是板级闭合。工具返回异常、报告缺失或输入未绑定时终止并判无有效结论。旧 K70T 运行只保留历史 exploratory 身份。</w:t>
+        <w:t xml:space="preserve">。先执行精确 part 查询，再依次执行源码校验、综合、资源报告、布局布线、methodology、CDC、DRC 和 STA；预期端口/编译无错、FF≤200、LUT≤300、BRAM/DSP=0、100 MHz setup/hold 无负裕量且 DRC 无 Error。实现必须设置 </w:t>
+      </w:r>
+      <w:r>
+        <w:rPr>
+          <w:rFonts w:ascii="Courier New" w:hAnsi="Courier New" w:eastAsia="Courier New" w:cs="Courier New"/>
+          <w:b w:val="0"/>
+          <w:color w:val="1F3A5F"/>
+          <w:sz w:val="21"/>
+        </w:rPr>
+        <w:t>stopBeforeBitstream=true</w:t>
+      </w:r>
+      <w:r>
+        <w:rPr>
+          <w:rFonts w:ascii="Songti SC" w:hAnsi="Songti SC" w:eastAsia="Songti SC" w:cs="Songti SC"/>
+          <w:b w:val="0"/>
+          <w:sz w:val="22"/>
+        </w:rPr>
+        <w:t xml:space="preserve">；运行 Tcl 不得含 </w:t>
+      </w:r>
+      <w:r>
+        <w:rPr>
+          <w:rFonts w:ascii="Courier New" w:hAnsi="Courier New" w:eastAsia="Courier New" w:cs="Courier New"/>
+          <w:b w:val="0"/>
+          <w:color w:val="1F3A5F"/>
+          <w:sz w:val="21"/>
+        </w:rPr>
+        <w:t>write_bitstream</w:t>
+      </w:r>
+      <w:r>
+        <w:rPr>
+          <w:rFonts w:ascii="Songti SC" w:hAnsi="Songti SC" w:eastAsia="Songti SC" w:cs="Songti SC"/>
+          <w:b w:val="0"/>
+          <w:sz w:val="22"/>
+        </w:rPr>
+        <w:t xml:space="preserve">，结构化结果须为 </w:t>
+      </w:r>
+      <w:r>
+        <w:rPr>
+          <w:rFonts w:ascii="Courier New" w:hAnsi="Courier New" w:eastAsia="Courier New" w:cs="Courier New"/>
+          <w:b w:val="0"/>
+          <w:color w:val="1F3A5F"/>
+          <w:sz w:val="21"/>
+        </w:rPr>
+        <w:t>bitstreamGenerated=false</w:t>
+      </w:r>
+      <w:r>
+        <w:rPr>
+          <w:rFonts w:ascii="Songti SC" w:hAnsi="Songti SC" w:eastAsia="Songti SC" w:cs="Songti SC"/>
+          <w:b w:val="0"/>
+          <w:sz w:val="22"/>
+        </w:rPr>
+        <w:t xml:space="preserve">，证据目录不得出现 </w:t>
+      </w:r>
+      <w:r>
+        <w:rPr>
+          <w:rFonts w:ascii="Courier New" w:hAnsi="Courier New" w:eastAsia="Courier New" w:cs="Courier New"/>
+          <w:b w:val="0"/>
+          <w:color w:val="1F3A5F"/>
+          <w:sz w:val="21"/>
+        </w:rPr>
+        <w:t>.bit</w:t>
+      </w:r>
+      <w:r>
+        <w:rPr>
+          <w:rFonts w:ascii="Songti SC" w:hAnsi="Songti SC" w:eastAsia="Songti SC" w:cs="Songti SC"/>
+          <w:b w:val="0"/>
+          <w:sz w:val="22"/>
+        </w:rPr>
+        <w:t>。工具异常、报告缺失、输入未绑定或意外产生 bitstream 时终止并判无有效结论。旧 K70T 运行只保留历史 exploratory 身份。</w:t>
       </w:r>
     </w:p>
     <w:p>
@@ -4992,11 +5306,11 @@
       </w:pPr>
       <w:r>
         <w:rPr>
-          <w:rFonts w:ascii="FangSong_GB2312" w:hAnsi="FangSong_GB2312" w:eastAsia="FangSong_GB2312" w:cs="FangSong_GB2312"/>
+          <w:rFonts w:ascii="Songti SC" w:hAnsi="Songti SC" w:eastAsia="Songti SC" w:cs="Songti SC"/>
           <w:b w:val="0"/>
           <w:sz w:val="22"/>
         </w:rPr>
-        <w:t>当前 STC-01～10 只定义功能、接口、性能、边界、异常恢复及部分逻辑/时序验证；9600 有历史 exploratory 执行，115200 尚未执行。文档审查、代码审查和代码走查应由独立角色使用批准检查单另行执行；中等保证要求的代码/功能覆盖尚未批准分母和排除规则。门级/时序仿真、强度、余量、安全性、功耗分析和实物测试尚无获批用例、输入、预期结果或判据，因此是“未定义/阻塞”，不是“不适用”或“通过”。</w:t>
+        <w:t>STC-01～10 定义功能、接口、性能、边界、异常恢复及部分逻辑/时序验证；当前 9600 和 115200 已各有一组真实 XSim 10/10 exploratory 执行。文档审查、代码审查和代码走查仍应由独立角色使用批准检查单另行执行；中等保证要求的代码/功能覆盖尚未批准分母和排除规则。门级/SDF、强度、余量、安全性、功耗分析和实物测试尚无获批用例、输入、预期结果或判据，因此是“未定义/阻塞”，不是“不适用”或“通过”。</w:t>
       </w:r>
     </w:p>
     <w:p>
@@ -5045,7 +5359,7 @@
             <w:r/>
             <w:r>
               <w:rPr>
-                <w:rFonts w:ascii="FangSong_GB2312" w:hAnsi="FangSong_GB2312" w:eastAsia="FangSong_GB2312" w:cs="FangSong_GB2312"/>
+                <w:rFonts w:ascii="Songti SC" w:hAnsi="Songti SC" w:eastAsia="Songti SC" w:cs="Songti SC"/>
                 <w:b/>
                 <w:sz w:val="18"/>
               </w:rPr>
@@ -5072,7 +5386,7 @@
             <w:r/>
             <w:r>
               <w:rPr>
-                <w:rFonts w:ascii="FangSong_GB2312" w:hAnsi="FangSong_GB2312" w:eastAsia="FangSong_GB2312" w:cs="FangSong_GB2312"/>
+                <w:rFonts w:ascii="Songti SC" w:hAnsi="Songti SC" w:eastAsia="Songti SC" w:cs="Songti SC"/>
                 <w:b/>
                 <w:sz w:val="18"/>
               </w:rPr>
@@ -5099,7 +5413,7 @@
             <w:r/>
             <w:r>
               <w:rPr>
-                <w:rFonts w:ascii="FangSong_GB2312" w:hAnsi="FangSong_GB2312" w:eastAsia="FangSong_GB2312" w:cs="FangSong_GB2312"/>
+                <w:rFonts w:ascii="Songti SC" w:hAnsi="Songti SC" w:eastAsia="Songti SC" w:cs="Songti SC"/>
                 <w:b/>
                 <w:sz w:val="18"/>
               </w:rPr>
@@ -5126,7 +5440,7 @@
             <w:r/>
             <w:r>
               <w:rPr>
-                <w:rFonts w:ascii="FangSong_GB2312" w:hAnsi="FangSong_GB2312" w:eastAsia="FangSong_GB2312" w:cs="FangSong_GB2312"/>
+                <w:rFonts w:ascii="Songti SC" w:hAnsi="Songti SC" w:eastAsia="Songti SC" w:cs="Songti SC"/>
                 <w:b/>
                 <w:sz w:val="18"/>
               </w:rPr>
@@ -5153,7 +5467,7 @@
             <w:r/>
             <w:r>
               <w:rPr>
-                <w:rFonts w:ascii="FangSong_GB2312" w:hAnsi="FangSong_GB2312" w:eastAsia="FangSong_GB2312" w:cs="FangSong_GB2312"/>
+                <w:rFonts w:ascii="Songti SC" w:hAnsi="Songti SC" w:eastAsia="Songti SC" w:cs="Songti SC"/>
                 <w:b/>
                 <w:sz w:val="18"/>
               </w:rPr>
@@ -5181,7 +5495,7 @@
             <w:r/>
             <w:r>
               <w:rPr>
-                <w:rFonts w:ascii="FangSong_GB2312" w:hAnsi="FangSong_GB2312" w:eastAsia="FangSong_GB2312" w:cs="FangSong_GB2312"/>
+                <w:rFonts w:ascii="Songti SC" w:hAnsi="Songti SC" w:eastAsia="Songti SC" w:cs="Songti SC"/>
                 <w:b w:val="0"/>
                 <w:sz w:val="18"/>
               </w:rPr>
@@ -5207,7 +5521,7 @@
             <w:r/>
             <w:r>
               <w:rPr>
-                <w:rFonts w:ascii="FangSong_GB2312" w:hAnsi="FangSong_GB2312" w:eastAsia="FangSong_GB2312" w:cs="FangSong_GB2312"/>
+                <w:rFonts w:ascii="Songti SC" w:hAnsi="Songti SC" w:eastAsia="Songti SC" w:cs="Songti SC"/>
                 <w:b w:val="0"/>
                 <w:sz w:val="18"/>
               </w:rPr>
@@ -5233,7 +5547,7 @@
             <w:r/>
             <w:r>
               <w:rPr>
-                <w:rFonts w:ascii="FangSong_GB2312" w:hAnsi="FangSong_GB2312" w:eastAsia="FangSong_GB2312" w:cs="FangSong_GB2312"/>
+                <w:rFonts w:ascii="Songti SC" w:hAnsi="Songti SC" w:eastAsia="Songti SC" w:cs="Songti SC"/>
                 <w:b w:val="0"/>
                 <w:sz w:val="18"/>
               </w:rPr>
@@ -5259,7 +5573,7 @@
             <w:r/>
             <w:r>
               <w:rPr>
-                <w:rFonts w:ascii="FangSong_GB2312" w:hAnsi="FangSong_GB2312" w:eastAsia="FangSong_GB2312" w:cs="FangSong_GB2312"/>
+                <w:rFonts w:ascii="Songti SC" w:hAnsi="Songti SC" w:eastAsia="Songti SC" w:cs="Songti SC"/>
                 <w:b w:val="0"/>
                 <w:sz w:val="18"/>
               </w:rPr>
@@ -5285,7 +5599,7 @@
             <w:r/>
             <w:r>
               <w:rPr>
-                <w:rFonts w:ascii="FangSong_GB2312" w:hAnsi="FangSong_GB2312" w:eastAsia="FangSong_GB2312" w:cs="FangSong_GB2312"/>
+                <w:rFonts w:ascii="Songti SC" w:hAnsi="Songti SC" w:eastAsia="Songti SC" w:cs="Songti SC"/>
                 <w:b w:val="0"/>
                 <w:sz w:val="18"/>
               </w:rPr>
@@ -5313,7 +5627,7 @@
             <w:r/>
             <w:r>
               <w:rPr>
-                <w:rFonts w:ascii="FangSong_GB2312" w:hAnsi="FangSong_GB2312" w:eastAsia="FangSong_GB2312" w:cs="FangSong_GB2312"/>
+                <w:rFonts w:ascii="Songti SC" w:hAnsi="Songti SC" w:eastAsia="Songti SC" w:cs="Songti SC"/>
                 <w:b w:val="0"/>
                 <w:sz w:val="18"/>
               </w:rPr>
@@ -5339,7 +5653,7 @@
             <w:r/>
             <w:r>
               <w:rPr>
-                <w:rFonts w:ascii="FangSong_GB2312" w:hAnsi="FangSong_GB2312" w:eastAsia="FangSong_GB2312" w:cs="FangSong_GB2312"/>
+                <w:rFonts w:ascii="Songti SC" w:hAnsi="Songti SC" w:eastAsia="Songti SC" w:cs="Songti SC"/>
                 <w:b w:val="0"/>
                 <w:sz w:val="18"/>
               </w:rPr>
@@ -5365,7 +5679,7 @@
             <w:r/>
             <w:r>
               <w:rPr>
-                <w:rFonts w:ascii="FangSong_GB2312" w:hAnsi="FangSong_GB2312" w:eastAsia="FangSong_GB2312" w:cs="FangSong_GB2312"/>
+                <w:rFonts w:ascii="Songti SC" w:hAnsi="Songti SC" w:eastAsia="Songti SC" w:cs="Songti SC"/>
                 <w:b w:val="0"/>
                 <w:sz w:val="18"/>
               </w:rPr>
@@ -5391,7 +5705,7 @@
             <w:r/>
             <w:r>
               <w:rPr>
-                <w:rFonts w:ascii="FangSong_GB2312" w:hAnsi="FangSong_GB2312" w:eastAsia="FangSong_GB2312" w:cs="FangSong_GB2312"/>
+                <w:rFonts w:ascii="Songti SC" w:hAnsi="Songti SC" w:eastAsia="Songti SC" w:cs="Songti SC"/>
                 <w:b w:val="0"/>
                 <w:sz w:val="18"/>
               </w:rPr>
@@ -5417,7 +5731,7 @@
             <w:r/>
             <w:r>
               <w:rPr>
-                <w:rFonts w:ascii="FangSong_GB2312" w:hAnsi="FangSong_GB2312" w:eastAsia="FangSong_GB2312" w:cs="FangSong_GB2312"/>
+                <w:rFonts w:ascii="Songti SC" w:hAnsi="Songti SC" w:eastAsia="Songti SC" w:cs="Songti SC"/>
                 <w:b w:val="0"/>
                 <w:sz w:val="18"/>
               </w:rPr>
@@ -5445,7 +5759,7 @@
             <w:r/>
             <w:r>
               <w:rPr>
-                <w:rFonts w:ascii="FangSong_GB2312" w:hAnsi="FangSong_GB2312" w:eastAsia="FangSong_GB2312" w:cs="FangSong_GB2312"/>
+                <w:rFonts w:ascii="Songti SC" w:hAnsi="Songti SC" w:eastAsia="Songti SC" w:cs="Songti SC"/>
                 <w:b w:val="0"/>
                 <w:sz w:val="18"/>
               </w:rPr>
@@ -5471,7 +5785,7 @@
             <w:r/>
             <w:r>
               <w:rPr>
-                <w:rFonts w:ascii="FangSong_GB2312" w:hAnsi="FangSong_GB2312" w:eastAsia="FangSong_GB2312" w:cs="FangSong_GB2312"/>
+                <w:rFonts w:ascii="Songti SC" w:hAnsi="Songti SC" w:eastAsia="Songti SC" w:cs="Songti SC"/>
                 <w:b w:val="0"/>
                 <w:sz w:val="18"/>
               </w:rPr>
@@ -5497,7 +5811,7 @@
             <w:r/>
             <w:r>
               <w:rPr>
-                <w:rFonts w:ascii="FangSong_GB2312" w:hAnsi="FangSong_GB2312" w:eastAsia="FangSong_GB2312" w:cs="FangSong_GB2312"/>
+                <w:rFonts w:ascii="Songti SC" w:hAnsi="Songti SC" w:eastAsia="Songti SC" w:cs="Songti SC"/>
                 <w:b w:val="0"/>
                 <w:sz w:val="18"/>
               </w:rPr>
@@ -5523,7 +5837,7 @@
             <w:r/>
             <w:r>
               <w:rPr>
-                <w:rFonts w:ascii="FangSong_GB2312" w:hAnsi="FangSong_GB2312" w:eastAsia="FangSong_GB2312" w:cs="FangSong_GB2312"/>
+                <w:rFonts w:ascii="Songti SC" w:hAnsi="Songti SC" w:eastAsia="Songti SC" w:cs="Songti SC"/>
                 <w:b w:val="0"/>
                 <w:sz w:val="18"/>
               </w:rPr>
@@ -5549,7 +5863,7 @@
             <w:r/>
             <w:r>
               <w:rPr>
-                <w:rFonts w:ascii="FangSong_GB2312" w:hAnsi="FangSong_GB2312" w:eastAsia="FangSong_GB2312" w:cs="FangSong_GB2312"/>
+                <w:rFonts w:ascii="Songti SC" w:hAnsi="Songti SC" w:eastAsia="Songti SC" w:cs="Songti SC"/>
                 <w:b w:val="0"/>
                 <w:sz w:val="18"/>
               </w:rPr>
@@ -5577,7 +5891,7 @@
             <w:r/>
             <w:r>
               <w:rPr>
-                <w:rFonts w:ascii="FangSong_GB2312" w:hAnsi="FangSong_GB2312" w:eastAsia="FangSong_GB2312" w:cs="FangSong_GB2312"/>
+                <w:rFonts w:ascii="Songti SC" w:hAnsi="Songti SC" w:eastAsia="Songti SC" w:cs="Songti SC"/>
                 <w:b w:val="0"/>
                 <w:sz w:val="18"/>
               </w:rPr>
@@ -5603,7 +5917,7 @@
             <w:r/>
             <w:r>
               <w:rPr>
-                <w:rFonts w:ascii="FangSong_GB2312" w:hAnsi="FangSong_GB2312" w:eastAsia="FangSong_GB2312" w:cs="FangSong_GB2312"/>
+                <w:rFonts w:ascii="Songti SC" w:hAnsi="Songti SC" w:eastAsia="Songti SC" w:cs="Songti SC"/>
                 <w:b w:val="0"/>
                 <w:sz w:val="18"/>
               </w:rPr>
@@ -5629,7 +5943,7 @@
             <w:r/>
             <w:r>
               <w:rPr>
-                <w:rFonts w:ascii="FangSong_GB2312" w:hAnsi="FangSong_GB2312" w:eastAsia="FangSong_GB2312" w:cs="FangSong_GB2312"/>
+                <w:rFonts w:ascii="Songti SC" w:hAnsi="Songti SC" w:eastAsia="Songti SC" w:cs="Songti SC"/>
                 <w:b w:val="0"/>
                 <w:sz w:val="18"/>
               </w:rPr>
@@ -5655,7 +5969,7 @@
             <w:r/>
             <w:r>
               <w:rPr>
-                <w:rFonts w:ascii="FangSong_GB2312" w:hAnsi="FangSong_GB2312" w:eastAsia="FangSong_GB2312" w:cs="FangSong_GB2312"/>
+                <w:rFonts w:ascii="Songti SC" w:hAnsi="Songti SC" w:eastAsia="Songti SC" w:cs="Songti SC"/>
                 <w:b w:val="0"/>
                 <w:sz w:val="18"/>
               </w:rPr>
@@ -5681,7 +5995,7 @@
             <w:r/>
             <w:r>
               <w:rPr>
-                <w:rFonts w:ascii="FangSong_GB2312" w:hAnsi="FangSong_GB2312" w:eastAsia="FangSong_GB2312" w:cs="FangSong_GB2312"/>
+                <w:rFonts w:ascii="Songti SC" w:hAnsi="Songti SC" w:eastAsia="Songti SC" w:cs="Songti SC"/>
                 <w:b w:val="0"/>
                 <w:sz w:val="18"/>
               </w:rPr>
@@ -5709,7 +6023,7 @@
             <w:r/>
             <w:r>
               <w:rPr>
-                <w:rFonts w:ascii="FangSong_GB2312" w:hAnsi="FangSong_GB2312" w:eastAsia="FangSong_GB2312" w:cs="FangSong_GB2312"/>
+                <w:rFonts w:ascii="Songti SC" w:hAnsi="Songti SC" w:eastAsia="Songti SC" w:cs="Songti SC"/>
                 <w:b w:val="0"/>
                 <w:sz w:val="18"/>
               </w:rPr>
@@ -5735,7 +6049,7 @@
             <w:r/>
             <w:r>
               <w:rPr>
-                <w:rFonts w:ascii="FangSong_GB2312" w:hAnsi="FangSong_GB2312" w:eastAsia="FangSong_GB2312" w:cs="FangSong_GB2312"/>
+                <w:rFonts w:ascii="Songti SC" w:hAnsi="Songti SC" w:eastAsia="Songti SC" w:cs="Songti SC"/>
                 <w:b w:val="0"/>
                 <w:sz w:val="18"/>
               </w:rPr>
@@ -5761,7 +6075,7 @@
             <w:r/>
             <w:r>
               <w:rPr>
-                <w:rFonts w:ascii="FangSong_GB2312" w:hAnsi="FangSong_GB2312" w:eastAsia="FangSong_GB2312" w:cs="FangSong_GB2312"/>
+                <w:rFonts w:ascii="Songti SC" w:hAnsi="Songti SC" w:eastAsia="Songti SC" w:cs="Songti SC"/>
                 <w:b w:val="0"/>
                 <w:sz w:val="18"/>
               </w:rPr>
@@ -5787,7 +6101,7 @@
             <w:r/>
             <w:r>
               <w:rPr>
-                <w:rFonts w:ascii="FangSong_GB2312" w:hAnsi="FangSong_GB2312" w:eastAsia="FangSong_GB2312" w:cs="FangSong_GB2312"/>
+                <w:rFonts w:ascii="Songti SC" w:hAnsi="Songti SC" w:eastAsia="Songti SC" w:cs="Songti SC"/>
                 <w:b w:val="0"/>
                 <w:sz w:val="18"/>
               </w:rPr>
@@ -5813,7 +6127,7 @@
             <w:r/>
             <w:r>
               <w:rPr>
-                <w:rFonts w:ascii="FangSong_GB2312" w:hAnsi="FangSong_GB2312" w:eastAsia="FangSong_GB2312" w:cs="FangSong_GB2312"/>
+                <w:rFonts w:ascii="Songti SC" w:hAnsi="Songti SC" w:eastAsia="Songti SC" w:cs="Songti SC"/>
                 <w:b w:val="0"/>
                 <w:sz w:val="18"/>
               </w:rPr>
@@ -5841,7 +6155,7 @@
             <w:r/>
             <w:r>
               <w:rPr>
-                <w:rFonts w:ascii="FangSong_GB2312" w:hAnsi="FangSong_GB2312" w:eastAsia="FangSong_GB2312" w:cs="FangSong_GB2312"/>
+                <w:rFonts w:ascii="Songti SC" w:hAnsi="Songti SC" w:eastAsia="Songti SC" w:cs="Songti SC"/>
                 <w:b w:val="0"/>
                 <w:sz w:val="18"/>
               </w:rPr>
@@ -5867,7 +6181,7 @@
             <w:r/>
             <w:r>
               <w:rPr>
-                <w:rFonts w:ascii="FangSong_GB2312" w:hAnsi="FangSong_GB2312" w:eastAsia="FangSong_GB2312" w:cs="FangSong_GB2312"/>
+                <w:rFonts w:ascii="Songti SC" w:hAnsi="Songti SC" w:eastAsia="Songti SC" w:cs="Songti SC"/>
                 <w:b w:val="0"/>
                 <w:sz w:val="18"/>
               </w:rPr>
@@ -5893,7 +6207,7 @@
             <w:r/>
             <w:r>
               <w:rPr>
-                <w:rFonts w:ascii="FangSong_GB2312" w:hAnsi="FangSong_GB2312" w:eastAsia="FangSong_GB2312" w:cs="FangSong_GB2312"/>
+                <w:rFonts w:ascii="Songti SC" w:hAnsi="Songti SC" w:eastAsia="Songti SC" w:cs="Songti SC"/>
                 <w:b w:val="0"/>
                 <w:sz w:val="18"/>
               </w:rPr>
@@ -5919,7 +6233,7 @@
             <w:r/>
             <w:r>
               <w:rPr>
-                <w:rFonts w:ascii="FangSong_GB2312" w:hAnsi="FangSong_GB2312" w:eastAsia="FangSong_GB2312" w:cs="FangSong_GB2312"/>
+                <w:rFonts w:ascii="Songti SC" w:hAnsi="Songti SC" w:eastAsia="Songti SC" w:cs="Songti SC"/>
                 <w:b w:val="0"/>
                 <w:sz w:val="18"/>
               </w:rPr>
@@ -5945,7 +6259,7 @@
             <w:r/>
             <w:r>
               <w:rPr>
-                <w:rFonts w:ascii="FangSong_GB2312" w:hAnsi="FangSong_GB2312" w:eastAsia="FangSong_GB2312" w:cs="FangSong_GB2312"/>
+                <w:rFonts w:ascii="Songti SC" w:hAnsi="Songti SC" w:eastAsia="Songti SC" w:cs="Songti SC"/>
                 <w:b w:val="0"/>
                 <w:sz w:val="18"/>
               </w:rPr>
@@ -5973,7 +6287,7 @@
             <w:r/>
             <w:r>
               <w:rPr>
-                <w:rFonts w:ascii="FangSong_GB2312" w:hAnsi="FangSong_GB2312" w:eastAsia="FangSong_GB2312" w:cs="FangSong_GB2312"/>
+                <w:rFonts w:ascii="Songti SC" w:hAnsi="Songti SC" w:eastAsia="Songti SC" w:cs="Songti SC"/>
                 <w:b w:val="0"/>
                 <w:sz w:val="18"/>
               </w:rPr>
@@ -5999,7 +6313,7 @@
             <w:r/>
             <w:r>
               <w:rPr>
-                <w:rFonts w:ascii="FangSong_GB2312" w:hAnsi="FangSong_GB2312" w:eastAsia="FangSong_GB2312" w:cs="FangSong_GB2312"/>
+                <w:rFonts w:ascii="Songti SC" w:hAnsi="Songti SC" w:eastAsia="Songti SC" w:cs="Songti SC"/>
                 <w:b w:val="0"/>
                 <w:sz w:val="18"/>
               </w:rPr>
@@ -6025,7 +6339,7 @@
             <w:r/>
             <w:r>
               <w:rPr>
-                <w:rFonts w:ascii="FangSong_GB2312" w:hAnsi="FangSong_GB2312" w:eastAsia="FangSong_GB2312" w:cs="FangSong_GB2312"/>
+                <w:rFonts w:ascii="Songti SC" w:hAnsi="Songti SC" w:eastAsia="Songti SC" w:cs="Songti SC"/>
                 <w:b w:val="0"/>
                 <w:sz w:val="18"/>
               </w:rPr>
@@ -6051,7 +6365,7 @@
             <w:r/>
             <w:r>
               <w:rPr>
-                <w:rFonts w:ascii="FangSong_GB2312" w:hAnsi="FangSong_GB2312" w:eastAsia="FangSong_GB2312" w:cs="FangSong_GB2312"/>
+                <w:rFonts w:ascii="Songti SC" w:hAnsi="Songti SC" w:eastAsia="Songti SC" w:cs="Songti SC"/>
                 <w:b w:val="0"/>
                 <w:sz w:val="18"/>
               </w:rPr>
@@ -6077,7 +6391,7 @@
             <w:r/>
             <w:r>
               <w:rPr>
-                <w:rFonts w:ascii="FangSong_GB2312" w:hAnsi="FangSong_GB2312" w:eastAsia="FangSong_GB2312" w:cs="FangSong_GB2312"/>
+                <w:rFonts w:ascii="Songti SC" w:hAnsi="Songti SC" w:eastAsia="Songti SC" w:cs="Songti SC"/>
                 <w:b w:val="0"/>
                 <w:sz w:val="18"/>
               </w:rPr>
@@ -6098,7 +6412,7 @@
       </w:pPr>
       <w:r>
         <w:rPr>
-          <w:rFonts w:ascii="FangSong_GB2312" w:hAnsi="FangSong_GB2312" w:eastAsia="FangSong_GB2312" w:cs="FangSong_GB2312"/>
+          <w:rFonts w:ascii="Songti SC" w:hAnsi="Songti SC" w:eastAsia="Songti SC" w:cs="Songti SC"/>
           <w:b w:val="0"/>
           <w:sz w:val="22"/>
         </w:rPr>
@@ -6119,7 +6433,7 @@
       </w:pPr>
       <w:r>
         <w:rPr>
-          <w:rFonts w:ascii="FangSong_GB2312" w:hAnsi="FangSong_GB2312" w:eastAsia="FangSong_GB2312" w:cs="FangSong_GB2312"/>
+          <w:rFonts w:ascii="Songti SC" w:hAnsi="Songti SC" w:eastAsia="Songti SC" w:cs="Songti SC"/>
           <w:b w:val="0"/>
           <w:sz w:val="22"/>
         </w:rPr>
@@ -6147,7 +6461,7 @@
     </w:pPr>
     <w:r>
       <w:rPr>
-        <w:rFonts w:ascii="FangSong_GB2312" w:hAnsi="FangSong_GB2312" w:eastAsia="FangSong_GB2312" w:cs="FangSong_GB2312"/>
+        <w:rFonts w:ascii="Songti SC" w:hAnsi="Songti SC" w:eastAsia="Songti SC" w:cs="Songti SC"/>
         <w:color w:val="666666"/>
         <w:sz w:val="18"/>
       </w:rPr>
@@ -6158,7 +6472,7 @@
     </w:r>
     <w:r>
       <w:rPr>
-        <w:rFonts w:ascii="FangSong_GB2312" w:hAnsi="FangSong_GB2312" w:eastAsia="FangSong_GB2312" w:cs="FangSong_GB2312"/>
+        <w:rFonts w:ascii="Songti SC" w:hAnsi="Songti SC" w:eastAsia="Songti SC" w:cs="Songti SC"/>
         <w:color w:val="666666"/>
         <w:sz w:val="18"/>
       </w:rPr>
@@ -6177,7 +6491,7 @@
     </w:pPr>
     <w:r>
       <w:rPr>
-        <w:rFonts w:ascii="FangSong_GB2312" w:hAnsi="FangSong_GB2312" w:eastAsia="FangSong_GB2312" w:cs="FangSong_GB2312"/>
+        <w:rFonts w:ascii="Songti SC" w:hAnsi="Songti SC" w:eastAsia="Songti SC" w:cs="Songti SC"/>
         <w:color w:val="666666"/>
         <w:sz w:val="17"/>
       </w:rPr>
@@ -6592,7 +6906,7 @@
       <w:spacing w:before="0" w:after="120" w:line="300" w:lineRule="auto"/>
     </w:pPr>
     <w:rPr>
-      <w:rFonts w:ascii="FangSong_GB2312" w:hAnsi="FangSong_GB2312" w:eastAsia="FangSong_GB2312" w:cs="FangSong_GB2312"/>
+      <w:rFonts w:ascii="Songti SC" w:hAnsi="Songti SC" w:eastAsia="Songti SC" w:cs="Songti SC"/>
       <w:sz w:val="22"/>
     </w:rPr>
   </w:style>
@@ -6655,7 +6969,7 @@
       <w:outlineLvl w:val="0"/>
     </w:pPr>
     <w:rPr>
-      <w:rFonts w:asciiTheme="majorHAnsi" w:eastAsiaTheme="majorEastAsia" w:hAnsiTheme="majorHAnsi" w:cstheme="majorBidi" w:ascii="FangSong_GB2312" w:hAnsi="FangSong_GB2312" w:eastAsia="FangSong_GB2312" w:cs="FangSong_GB2312"/>
+      <w:rFonts w:asciiTheme="majorHAnsi" w:eastAsiaTheme="majorEastAsia" w:hAnsiTheme="majorHAnsi" w:cstheme="majorBidi" w:ascii="Songti SC" w:hAnsi="Songti SC" w:eastAsia="Songti SC" w:cs="Songti SC"/>
       <w:b/>
       <w:bCs/>
       <w:color w:val="2E74B5"/>
@@ -6679,7 +6993,7 @@
       <w:outlineLvl w:val="1"/>
     </w:pPr>
     <w:rPr>
-      <w:rFonts w:asciiTheme="majorHAnsi" w:eastAsiaTheme="majorEastAsia" w:hAnsiTheme="majorHAnsi" w:cstheme="majorBidi" w:ascii="FangSong_GB2312" w:hAnsi="FangSong_GB2312" w:eastAsia="FangSong_GB2312" w:cs="FangSong_GB2312"/>
+      <w:rFonts w:asciiTheme="majorHAnsi" w:eastAsiaTheme="majorEastAsia" w:hAnsiTheme="majorHAnsi" w:cstheme="majorBidi" w:ascii="Songti SC" w:hAnsi="Songti SC" w:eastAsia="Songti SC" w:cs="Songti SC"/>
       <w:b/>
       <w:bCs/>
       <w:color w:val="2E74B5"/>
@@ -6703,7 +7017,7 @@
       <w:outlineLvl w:val="2"/>
     </w:pPr>
     <w:rPr>
-      <w:rFonts w:asciiTheme="majorHAnsi" w:eastAsiaTheme="majorEastAsia" w:hAnsiTheme="majorHAnsi" w:cstheme="majorBidi" w:ascii="FangSong_GB2312" w:hAnsi="FangSong_GB2312" w:eastAsia="FangSong_GB2312" w:cs="FangSong_GB2312"/>
+      <w:rFonts w:asciiTheme="majorHAnsi" w:eastAsiaTheme="majorEastAsia" w:hAnsiTheme="majorHAnsi" w:cstheme="majorBidi" w:ascii="Songti SC" w:hAnsi="Songti SC" w:eastAsia="Songti SC" w:cs="Songti SC"/>
       <w:b/>
       <w:bCs/>
       <w:color w:val="1F4D78"/>
@@ -6947,7 +7261,7 @@
       <w:jc w:val="center"/>
     </w:pPr>
     <w:rPr>
-      <w:rFonts w:asciiTheme="majorHAnsi" w:eastAsiaTheme="majorEastAsia" w:hAnsiTheme="majorHAnsi" w:cstheme="majorBidi" w:ascii="FangSong_GB2312" w:hAnsi="FangSong_GB2312" w:eastAsia="FangSong_GB2312" w:cs="FangSong_GB2312"/>
+      <w:rFonts w:asciiTheme="majorHAnsi" w:eastAsiaTheme="majorEastAsia" w:hAnsiTheme="majorHAnsi" w:cstheme="majorBidi" w:ascii="Songti SC" w:hAnsi="Songti SC" w:eastAsia="Songti SC" w:cs="Songti SC"/>
       <w:b w:val="0"/>
       <w:color w:val="000000"/>
       <w:spacing w:val="5"/>
@@ -7131,7 +7445,7 @@
       <w:contextualSpacing/>
     </w:pPr>
     <w:rPr>
-      <w:rFonts w:ascii="FangSong_GB2312" w:hAnsi="FangSong_GB2312" w:eastAsia="FangSong_GB2312" w:cs="FangSong_GB2312"/>
+      <w:rFonts w:ascii="Songti SC" w:hAnsi="Songti SC" w:eastAsia="Songti SC" w:cs="Songti SC"/>
       <w:sz w:val="22"/>
     </w:rPr>
   </w:style>
@@ -7176,7 +7490,7 @@
       <w:contextualSpacing/>
     </w:pPr>
     <w:rPr>
-      <w:rFonts w:ascii="FangSong_GB2312" w:hAnsi="FangSong_GB2312" w:eastAsia="FangSong_GB2312" w:cs="FangSong_GB2312"/>
+      <w:rFonts w:ascii="Songti SC" w:hAnsi="Songti SC" w:eastAsia="Songti SC" w:cs="Songti SC"/>
       <w:sz w:val="22"/>
     </w:rPr>
   </w:style>
